--- a/Prompts.docx
+++ b/Prompts.docx
@@ -3132,6 +3132,24 @@
     </w:p>
     <w:p>
       <w:pPr>
+        <w:rPr>
+          <w:rFonts w:asciiTheme="majorHAnsi" w:eastAsiaTheme="majorEastAsia" w:hAnsiTheme="majorHAnsi" w:cstheme="majorBidi"/>
+          <w:b/>
+          <w:bCs/>
+          <w:sz w:val="40"/>
+          <w:szCs w:val="40"/>
+        </w:rPr>
+      </w:pPr>
+      <w:r>
+        <w:rPr>
+          <w:b/>
+          <w:bCs/>
+        </w:rPr>
+        <w:br w:type="page"/>
+      </w:r>
+    </w:p>
+    <w:p>
+      <w:pPr>
         <w:pStyle w:val="Ttulo1"/>
         <w:rPr>
           <w:b/>
@@ -3145,7 +3163,26 @@
           <w:bCs/>
           <w:color w:val="auto"/>
         </w:rPr>
-        <w:t xml:space="preserve">7. verificar documentación previa a la documentación </w:t>
+        <w:lastRenderedPageBreak/>
+        <w:t>7. verificar documentación previa a la documentación</w:t>
+      </w:r>
+    </w:p>
+    <w:p>
+      <w:pPr>
+        <w:rPr>
+          <w:rFonts w:asciiTheme="majorHAnsi" w:eastAsiaTheme="majorEastAsia" w:hAnsiTheme="majorHAnsi" w:cstheme="majorBidi"/>
+          <w:b/>
+          <w:bCs/>
+          <w:sz w:val="40"/>
+          <w:szCs w:val="40"/>
+        </w:rPr>
+      </w:pPr>
+      <w:r>
+        <w:rPr>
+          <w:b/>
+          <w:bCs/>
+        </w:rPr>
+        <w:br w:type="page"/>
       </w:r>
     </w:p>
     <w:p>
@@ -3163,6 +3200,7 @@
           <w:bCs/>
           <w:color w:val="auto"/>
         </w:rPr>
+        <w:lastRenderedPageBreak/>
         <w:t xml:space="preserve">8. Codificación con los principios SOLID [ Paso </w:t>
       </w:r>
       <w:proofErr w:type="gramStart"/>
@@ -3178,6 +3216,2073 @@
     </w:p>
     <w:p>
       <w:pPr>
+        <w:rPr>
+          <w:b/>
+          <w:bCs/>
+        </w:rPr>
+      </w:pPr>
+      <w:proofErr w:type="spellStart"/>
+      <w:r>
+        <w:rPr>
+          <w:b/>
+          <w:bCs/>
+        </w:rPr>
+        <w:t>Prompt</w:t>
+      </w:r>
+      <w:proofErr w:type="spellEnd"/>
+      <w:r>
+        <w:rPr>
+          <w:b/>
+          <w:bCs/>
+        </w:rPr>
+        <w:t xml:space="preserve"> para el inicio de la codificación.</w:t>
+      </w:r>
+    </w:p>
+    <w:p>
+      <w:pPr>
+        <w:rPr>
+          <w:rFonts w:asciiTheme="majorHAnsi" w:eastAsiaTheme="majorEastAsia" w:hAnsiTheme="majorHAnsi" w:cstheme="majorBidi"/>
+        </w:rPr>
+      </w:pPr>
+      <w:r>
+        <w:rPr>
+          <w:rFonts w:asciiTheme="majorHAnsi" w:eastAsiaTheme="majorEastAsia" w:hAnsiTheme="majorHAnsi" w:cstheme="majorBidi"/>
+        </w:rPr>
+        <w:t xml:space="preserve">Actúa como ingeniero de software senior y arquitecto </w:t>
+      </w:r>
+      <w:proofErr w:type="spellStart"/>
+      <w:r>
+        <w:rPr>
+          <w:rFonts w:asciiTheme="majorHAnsi" w:eastAsiaTheme="majorEastAsia" w:hAnsiTheme="majorHAnsi" w:cstheme="majorBidi"/>
+        </w:rPr>
+        <w:t>backend</w:t>
+      </w:r>
+      <w:proofErr w:type="spellEnd"/>
+      <w:r>
+        <w:rPr>
+          <w:rFonts w:asciiTheme="majorHAnsi" w:eastAsiaTheme="majorEastAsia" w:hAnsiTheme="majorHAnsi" w:cstheme="majorBidi"/>
+        </w:rPr>
+        <w:t>/</w:t>
+      </w:r>
+      <w:proofErr w:type="spellStart"/>
+      <w:r>
+        <w:rPr>
+          <w:rFonts w:asciiTheme="majorHAnsi" w:eastAsiaTheme="majorEastAsia" w:hAnsiTheme="majorHAnsi" w:cstheme="majorBidi"/>
+        </w:rPr>
+        <w:t>frontend</w:t>
+      </w:r>
+      <w:proofErr w:type="spellEnd"/>
+      <w:r>
+        <w:rPr>
+          <w:rFonts w:asciiTheme="majorHAnsi" w:eastAsiaTheme="majorEastAsia" w:hAnsiTheme="majorHAnsi" w:cstheme="majorBidi"/>
+        </w:rPr>
+        <w:t>.</w:t>
+      </w:r>
+    </w:p>
+    <w:p>
+      <w:pPr>
+        <w:rPr>
+          <w:rFonts w:asciiTheme="majorHAnsi" w:eastAsiaTheme="majorEastAsia" w:hAnsiTheme="majorHAnsi" w:cstheme="majorBidi"/>
+        </w:rPr>
+      </w:pPr>
+      <w:r>
+        <w:rPr>
+          <w:rFonts w:asciiTheme="majorHAnsi" w:eastAsiaTheme="majorEastAsia" w:hAnsiTheme="majorHAnsi" w:cstheme="majorBidi"/>
+        </w:rPr>
+        <w:t>Continúa usando EXACTAMENTE la misma base de datos y estructura definida anteriormente en esta conversación (análisis de requerimientos, UML, diseño del sistema, matriz de trazabilidad y diseño de base de datos).</w:t>
+      </w:r>
+      <w:r>
+        <w:rPr>
+          <w:rFonts w:asciiTheme="majorHAnsi" w:eastAsiaTheme="majorEastAsia" w:hAnsiTheme="majorHAnsi" w:cstheme="majorBidi"/>
+        </w:rPr>
+        <w:br/>
+        <w:t>NO generes una nueva base de datos ni cambies el modelo existente.</w:t>
+      </w:r>
+    </w:p>
+    <w:p>
+      <w:pPr>
+        <w:rPr>
+          <w:rFonts w:asciiTheme="majorHAnsi" w:eastAsiaTheme="majorEastAsia" w:hAnsiTheme="majorHAnsi" w:cstheme="majorBidi"/>
+        </w:rPr>
+      </w:pPr>
+      <w:r>
+        <w:rPr>
+          <w:rFonts w:asciiTheme="majorHAnsi" w:eastAsiaTheme="majorEastAsia" w:hAnsiTheme="majorHAnsi" w:cstheme="majorBidi"/>
+        </w:rPr>
+        <w:t>Desarrolla la IMPLEMENTACIÓN COMPLETA del sistema de ventas e inventario.</w:t>
+      </w:r>
+    </w:p>
+    <w:p>
+      <w:pPr>
+        <w:rPr>
+          <w:rFonts w:asciiTheme="majorHAnsi" w:eastAsiaTheme="majorEastAsia" w:hAnsiTheme="majorHAnsi" w:cstheme="majorBidi"/>
+        </w:rPr>
+      </w:pPr>
+      <w:r>
+        <w:rPr>
+          <w:rFonts w:asciiTheme="majorHAnsi" w:eastAsiaTheme="majorEastAsia" w:hAnsiTheme="majorHAnsi" w:cstheme="majorBidi"/>
+        </w:rPr>
+        <w:t>El desarrollo debe cumplir estrictamente con:</w:t>
+      </w:r>
+    </w:p>
+    <w:p>
+      <w:pPr>
+        <w:numPr>
+          <w:ilvl w:val="0"/>
+          <w:numId w:val="5"/>
+        </w:numPr>
+        <w:rPr>
+          <w:rFonts w:asciiTheme="majorHAnsi" w:eastAsiaTheme="majorEastAsia" w:hAnsiTheme="majorHAnsi" w:cstheme="majorBidi"/>
+        </w:rPr>
+      </w:pPr>
+      <w:r>
+        <w:rPr>
+          <w:rFonts w:asciiTheme="majorHAnsi" w:eastAsiaTheme="majorEastAsia" w:hAnsiTheme="majorHAnsi" w:cstheme="majorBidi"/>
+        </w:rPr>
+        <w:t>Principios SOLID</w:t>
+      </w:r>
+    </w:p>
+    <w:p>
+      <w:pPr>
+        <w:numPr>
+          <w:ilvl w:val="0"/>
+          <w:numId w:val="5"/>
+        </w:numPr>
+        <w:rPr>
+          <w:rFonts w:asciiTheme="majorHAnsi" w:eastAsiaTheme="majorEastAsia" w:hAnsiTheme="majorHAnsi" w:cstheme="majorBidi"/>
+        </w:rPr>
+      </w:pPr>
+      <w:r>
+        <w:rPr>
+          <w:rFonts w:asciiTheme="majorHAnsi" w:eastAsiaTheme="majorEastAsia" w:hAnsiTheme="majorHAnsi" w:cstheme="majorBidi"/>
+        </w:rPr>
+        <w:t>Buenas prácticas de arquitectura</w:t>
+      </w:r>
+    </w:p>
+    <w:p>
+      <w:pPr>
+        <w:numPr>
+          <w:ilvl w:val="0"/>
+          <w:numId w:val="5"/>
+        </w:numPr>
+        <w:rPr>
+          <w:rFonts w:asciiTheme="majorHAnsi" w:eastAsiaTheme="majorEastAsia" w:hAnsiTheme="majorHAnsi" w:cstheme="majorBidi"/>
+        </w:rPr>
+      </w:pPr>
+      <w:r>
+        <w:rPr>
+          <w:rFonts w:asciiTheme="majorHAnsi" w:eastAsiaTheme="majorEastAsia" w:hAnsiTheme="majorHAnsi" w:cstheme="majorBidi"/>
+        </w:rPr>
+        <w:t>Principios de PROGRAMACIÓN SEGURA</w:t>
+      </w:r>
+    </w:p>
+    <w:p>
+      <w:pPr>
+        <w:rPr>
+          <w:rFonts w:asciiTheme="majorHAnsi" w:eastAsiaTheme="majorEastAsia" w:hAnsiTheme="majorHAnsi" w:cstheme="majorBidi"/>
+          <w:b/>
+          <w:bCs/>
+        </w:rPr>
+      </w:pPr>
+      <w:r>
+        <w:rPr>
+          <w:rFonts w:asciiTheme="majorHAnsi" w:eastAsiaTheme="majorEastAsia" w:hAnsiTheme="majorHAnsi" w:cstheme="majorBidi"/>
+          <w:b/>
+          <w:bCs/>
+        </w:rPr>
+        <w:t>1. Arquitectura del sistema</w:t>
+      </w:r>
+    </w:p>
+    <w:p>
+      <w:pPr>
+        <w:numPr>
+          <w:ilvl w:val="0"/>
+          <w:numId w:val="6"/>
+        </w:numPr>
+        <w:rPr>
+          <w:rFonts w:asciiTheme="majorHAnsi" w:eastAsiaTheme="majorEastAsia" w:hAnsiTheme="majorHAnsi" w:cstheme="majorBidi"/>
+        </w:rPr>
+      </w:pPr>
+      <w:r>
+        <w:rPr>
+          <w:rFonts w:asciiTheme="majorHAnsi" w:eastAsiaTheme="majorEastAsia" w:hAnsiTheme="majorHAnsi" w:cstheme="majorBidi"/>
+        </w:rPr>
+        <w:t xml:space="preserve">Define la arquitectura general (recomendada: MVC o </w:t>
+      </w:r>
+      <w:proofErr w:type="spellStart"/>
+      <w:r>
+        <w:rPr>
+          <w:rFonts w:asciiTheme="majorHAnsi" w:eastAsiaTheme="majorEastAsia" w:hAnsiTheme="majorHAnsi" w:cstheme="majorBidi"/>
+        </w:rPr>
+        <w:t>Clean</w:t>
+      </w:r>
+      <w:proofErr w:type="spellEnd"/>
+      <w:r>
+        <w:rPr>
+          <w:rFonts w:asciiTheme="majorHAnsi" w:eastAsiaTheme="majorEastAsia" w:hAnsiTheme="majorHAnsi" w:cstheme="majorBidi"/>
+        </w:rPr>
+        <w:t xml:space="preserve"> </w:t>
+      </w:r>
+      <w:proofErr w:type="spellStart"/>
+      <w:r>
+        <w:rPr>
+          <w:rFonts w:asciiTheme="majorHAnsi" w:eastAsiaTheme="majorEastAsia" w:hAnsiTheme="majorHAnsi" w:cstheme="majorBidi"/>
+        </w:rPr>
+        <w:t>Architecture</w:t>
+      </w:r>
+      <w:proofErr w:type="spellEnd"/>
+      <w:r>
+        <w:rPr>
+          <w:rFonts w:asciiTheme="majorHAnsi" w:eastAsiaTheme="majorEastAsia" w:hAnsiTheme="majorHAnsi" w:cstheme="majorBidi"/>
+        </w:rPr>
+        <w:t>)</w:t>
+      </w:r>
+    </w:p>
+    <w:p>
+      <w:pPr>
+        <w:numPr>
+          <w:ilvl w:val="0"/>
+          <w:numId w:val="6"/>
+        </w:numPr>
+        <w:rPr>
+          <w:rFonts w:asciiTheme="majorHAnsi" w:eastAsiaTheme="majorEastAsia" w:hAnsiTheme="majorHAnsi" w:cstheme="majorBidi"/>
+        </w:rPr>
+      </w:pPr>
+      <w:r>
+        <w:rPr>
+          <w:rFonts w:asciiTheme="majorHAnsi" w:eastAsiaTheme="majorEastAsia" w:hAnsiTheme="majorHAnsi" w:cstheme="majorBidi"/>
+        </w:rPr>
+        <w:t>Separación clara de capas:</w:t>
+      </w:r>
+    </w:p>
+    <w:p>
+      <w:pPr>
+        <w:numPr>
+          <w:ilvl w:val="1"/>
+          <w:numId w:val="6"/>
+        </w:numPr>
+        <w:rPr>
+          <w:rFonts w:asciiTheme="majorHAnsi" w:eastAsiaTheme="majorEastAsia" w:hAnsiTheme="majorHAnsi" w:cstheme="majorBidi"/>
+        </w:rPr>
+      </w:pPr>
+      <w:r>
+        <w:rPr>
+          <w:rFonts w:asciiTheme="majorHAnsi" w:eastAsiaTheme="majorEastAsia" w:hAnsiTheme="majorHAnsi" w:cstheme="majorBidi"/>
+        </w:rPr>
+        <w:t>Presentación (</w:t>
+      </w:r>
+      <w:proofErr w:type="spellStart"/>
+      <w:r>
+        <w:rPr>
+          <w:rFonts w:asciiTheme="majorHAnsi" w:eastAsiaTheme="majorEastAsia" w:hAnsiTheme="majorHAnsi" w:cstheme="majorBidi"/>
+        </w:rPr>
+        <w:t>frontend</w:t>
+      </w:r>
+      <w:proofErr w:type="spellEnd"/>
+      <w:r>
+        <w:rPr>
+          <w:rFonts w:asciiTheme="majorHAnsi" w:eastAsiaTheme="majorEastAsia" w:hAnsiTheme="majorHAnsi" w:cstheme="majorBidi"/>
+        </w:rPr>
+        <w:t>)</w:t>
+      </w:r>
+    </w:p>
+    <w:p>
+      <w:pPr>
+        <w:numPr>
+          <w:ilvl w:val="1"/>
+          <w:numId w:val="6"/>
+        </w:numPr>
+        <w:rPr>
+          <w:rFonts w:asciiTheme="majorHAnsi" w:eastAsiaTheme="majorEastAsia" w:hAnsiTheme="majorHAnsi" w:cstheme="majorBidi"/>
+        </w:rPr>
+      </w:pPr>
+      <w:r>
+        <w:rPr>
+          <w:rFonts w:asciiTheme="majorHAnsi" w:eastAsiaTheme="majorEastAsia" w:hAnsiTheme="majorHAnsi" w:cstheme="majorBidi"/>
+        </w:rPr>
+        <w:t>Aplicación / lógica de negocio</w:t>
+      </w:r>
+    </w:p>
+    <w:p>
+      <w:pPr>
+        <w:numPr>
+          <w:ilvl w:val="1"/>
+          <w:numId w:val="6"/>
+        </w:numPr>
+        <w:rPr>
+          <w:rFonts w:asciiTheme="majorHAnsi" w:eastAsiaTheme="majorEastAsia" w:hAnsiTheme="majorHAnsi" w:cstheme="majorBidi"/>
+        </w:rPr>
+      </w:pPr>
+      <w:r>
+        <w:rPr>
+          <w:rFonts w:asciiTheme="majorHAnsi" w:eastAsiaTheme="majorEastAsia" w:hAnsiTheme="majorHAnsi" w:cstheme="majorBidi"/>
+        </w:rPr>
+        <w:t>Acceso a datos</w:t>
+      </w:r>
+    </w:p>
+    <w:p>
+      <w:pPr>
+        <w:numPr>
+          <w:ilvl w:val="0"/>
+          <w:numId w:val="6"/>
+        </w:numPr>
+        <w:rPr>
+          <w:rFonts w:asciiTheme="majorHAnsi" w:eastAsiaTheme="majorEastAsia" w:hAnsiTheme="majorHAnsi" w:cstheme="majorBidi"/>
+        </w:rPr>
+      </w:pPr>
+      <w:r>
+        <w:rPr>
+          <w:rFonts w:asciiTheme="majorHAnsi" w:eastAsiaTheme="majorEastAsia" w:hAnsiTheme="majorHAnsi" w:cstheme="majorBidi"/>
+        </w:rPr>
+        <w:t>Explica brevemente la estructura antes del código</w:t>
+      </w:r>
+    </w:p>
+    <w:p>
+      <w:pPr>
+        <w:rPr>
+          <w:rFonts w:asciiTheme="majorHAnsi" w:eastAsiaTheme="majorEastAsia" w:hAnsiTheme="majorHAnsi" w:cstheme="majorBidi"/>
+          <w:b/>
+          <w:bCs/>
+        </w:rPr>
+      </w:pPr>
+      <w:r>
+        <w:rPr>
+          <w:rFonts w:asciiTheme="majorHAnsi" w:eastAsiaTheme="majorEastAsia" w:hAnsiTheme="majorHAnsi" w:cstheme="majorBidi"/>
+          <w:b/>
+          <w:bCs/>
+        </w:rPr>
+        <w:t>2. Tecnologías a utilizar</w:t>
+      </w:r>
+    </w:p>
+    <w:p>
+      <w:pPr>
+        <w:numPr>
+          <w:ilvl w:val="0"/>
+          <w:numId w:val="7"/>
+        </w:numPr>
+        <w:rPr>
+          <w:rFonts w:asciiTheme="majorHAnsi" w:eastAsiaTheme="majorEastAsia" w:hAnsiTheme="majorHAnsi" w:cstheme="majorBidi"/>
+        </w:rPr>
+      </w:pPr>
+      <w:proofErr w:type="spellStart"/>
+      <w:r>
+        <w:rPr>
+          <w:rFonts w:asciiTheme="majorHAnsi" w:eastAsiaTheme="majorEastAsia" w:hAnsiTheme="majorHAnsi" w:cstheme="majorBidi"/>
+        </w:rPr>
+        <w:t>Frontend</w:t>
+      </w:r>
+      <w:proofErr w:type="spellEnd"/>
+      <w:r>
+        <w:rPr>
+          <w:rFonts w:asciiTheme="majorHAnsi" w:eastAsiaTheme="majorEastAsia" w:hAnsiTheme="majorHAnsi" w:cstheme="majorBidi"/>
+        </w:rPr>
+        <w:t xml:space="preserve">: </w:t>
+      </w:r>
+      <w:proofErr w:type="spellStart"/>
+      <w:r>
+        <w:rPr>
+          <w:rFonts w:asciiTheme="majorHAnsi" w:eastAsiaTheme="majorEastAsia" w:hAnsiTheme="majorHAnsi" w:cstheme="majorBidi"/>
+        </w:rPr>
+        <w:t>React</w:t>
+      </w:r>
+      <w:proofErr w:type="spellEnd"/>
+    </w:p>
+    <w:p>
+      <w:pPr>
+        <w:numPr>
+          <w:ilvl w:val="0"/>
+          <w:numId w:val="7"/>
+        </w:numPr>
+        <w:rPr>
+          <w:rFonts w:asciiTheme="majorHAnsi" w:eastAsiaTheme="majorEastAsia" w:hAnsiTheme="majorHAnsi" w:cstheme="majorBidi"/>
+        </w:rPr>
+      </w:pPr>
+      <w:proofErr w:type="spellStart"/>
+      <w:r>
+        <w:rPr>
+          <w:rFonts w:asciiTheme="majorHAnsi" w:eastAsiaTheme="majorEastAsia" w:hAnsiTheme="majorHAnsi" w:cstheme="majorBidi"/>
+        </w:rPr>
+        <w:t>Backend</w:t>
+      </w:r>
+      <w:proofErr w:type="spellEnd"/>
+      <w:r>
+        <w:rPr>
+          <w:rFonts w:asciiTheme="majorHAnsi" w:eastAsiaTheme="majorEastAsia" w:hAnsiTheme="majorHAnsi" w:cstheme="majorBidi"/>
+        </w:rPr>
+        <w:t>: Node.js con Express</w:t>
+      </w:r>
+    </w:p>
+    <w:p>
+      <w:pPr>
+        <w:numPr>
+          <w:ilvl w:val="0"/>
+          <w:numId w:val="7"/>
+        </w:numPr>
+        <w:rPr>
+          <w:rFonts w:asciiTheme="majorHAnsi" w:eastAsiaTheme="majorEastAsia" w:hAnsiTheme="majorHAnsi" w:cstheme="majorBidi"/>
+        </w:rPr>
+      </w:pPr>
+      <w:r>
+        <w:rPr>
+          <w:rFonts w:asciiTheme="majorHAnsi" w:eastAsiaTheme="majorEastAsia" w:hAnsiTheme="majorHAnsi" w:cstheme="majorBidi"/>
+        </w:rPr>
+        <w:t>Base de datos: PostgreSQL</w:t>
+      </w:r>
+    </w:p>
+    <w:p>
+      <w:pPr>
+        <w:numPr>
+          <w:ilvl w:val="0"/>
+          <w:numId w:val="7"/>
+        </w:numPr>
+        <w:rPr>
+          <w:rFonts w:asciiTheme="majorHAnsi" w:eastAsiaTheme="majorEastAsia" w:hAnsiTheme="majorHAnsi" w:cstheme="majorBidi"/>
+        </w:rPr>
+      </w:pPr>
+      <w:r>
+        <w:rPr>
+          <w:rFonts w:asciiTheme="majorHAnsi" w:eastAsiaTheme="majorEastAsia" w:hAnsiTheme="majorHAnsi" w:cstheme="majorBidi"/>
+        </w:rPr>
+        <w:t xml:space="preserve">ORM recomendado: Prisma o </w:t>
+      </w:r>
+      <w:proofErr w:type="spellStart"/>
+      <w:r>
+        <w:rPr>
+          <w:rFonts w:asciiTheme="majorHAnsi" w:eastAsiaTheme="majorEastAsia" w:hAnsiTheme="majorHAnsi" w:cstheme="majorBidi"/>
+        </w:rPr>
+        <w:t>Sequelize</w:t>
+      </w:r>
+      <w:proofErr w:type="spellEnd"/>
+    </w:p>
+    <w:p>
+      <w:pPr>
+        <w:rPr>
+          <w:rFonts w:asciiTheme="majorHAnsi" w:eastAsiaTheme="majorEastAsia" w:hAnsiTheme="majorHAnsi" w:cstheme="majorBidi"/>
+        </w:rPr>
+      </w:pPr>
+      <w:r>
+        <w:rPr>
+          <w:rFonts w:asciiTheme="majorHAnsi" w:eastAsiaTheme="majorEastAsia" w:hAnsiTheme="majorHAnsi" w:cstheme="majorBidi"/>
+        </w:rPr>
+        <w:t>Justifica brevemente la elección.</w:t>
+      </w:r>
+    </w:p>
+    <w:p>
+      <w:pPr>
+        <w:rPr>
+          <w:rFonts w:asciiTheme="majorHAnsi" w:eastAsiaTheme="majorEastAsia" w:hAnsiTheme="majorHAnsi" w:cstheme="majorBidi"/>
+        </w:rPr>
+      </w:pPr>
+    </w:p>
+    <w:p>
+      <w:pPr>
+        <w:rPr>
+          <w:rFonts w:asciiTheme="majorHAnsi" w:eastAsiaTheme="majorEastAsia" w:hAnsiTheme="majorHAnsi" w:cstheme="majorBidi"/>
+        </w:rPr>
+      </w:pPr>
+    </w:p>
+    <w:p>
+      <w:pPr>
+        <w:rPr>
+          <w:rFonts w:asciiTheme="majorHAnsi" w:eastAsiaTheme="majorEastAsia" w:hAnsiTheme="majorHAnsi" w:cstheme="majorBidi"/>
+        </w:rPr>
+      </w:pPr>
+    </w:p>
+    <w:p>
+      <w:pPr>
+        <w:rPr>
+          <w:rFonts w:asciiTheme="majorHAnsi" w:eastAsiaTheme="majorEastAsia" w:hAnsiTheme="majorHAnsi" w:cstheme="majorBidi"/>
+        </w:rPr>
+      </w:pPr>
+    </w:p>
+    <w:p>
+      <w:pPr>
+        <w:rPr>
+          <w:rFonts w:asciiTheme="majorHAnsi" w:eastAsiaTheme="majorEastAsia" w:hAnsiTheme="majorHAnsi" w:cstheme="majorBidi"/>
+          <w:b/>
+          <w:bCs/>
+        </w:rPr>
+      </w:pPr>
+      <w:r>
+        <w:rPr>
+          <w:rFonts w:asciiTheme="majorHAnsi" w:eastAsiaTheme="majorEastAsia" w:hAnsiTheme="majorHAnsi" w:cstheme="majorBidi"/>
+          <w:b/>
+          <w:bCs/>
+        </w:rPr>
+        <w:lastRenderedPageBreak/>
+        <w:t>3. Estructura del proyecto</w:t>
+      </w:r>
+    </w:p>
+    <w:p>
+      <w:pPr>
+        <w:rPr>
+          <w:rFonts w:asciiTheme="majorHAnsi" w:eastAsiaTheme="majorEastAsia" w:hAnsiTheme="majorHAnsi" w:cstheme="majorBidi"/>
+        </w:rPr>
+      </w:pPr>
+      <w:r>
+        <w:rPr>
+          <w:rFonts w:asciiTheme="majorHAnsi" w:eastAsiaTheme="majorEastAsia" w:hAnsiTheme="majorHAnsi" w:cstheme="majorBidi"/>
+        </w:rPr>
+        <w:t>Genera la estructura de carpetas completa:</w:t>
+      </w:r>
+    </w:p>
+    <w:p>
+      <w:pPr>
+        <w:rPr>
+          <w:rFonts w:asciiTheme="majorHAnsi" w:eastAsiaTheme="majorEastAsia" w:hAnsiTheme="majorHAnsi" w:cstheme="majorBidi"/>
+          <w:lang w:val="en-US"/>
+        </w:rPr>
+      </w:pPr>
+      <w:r>
+        <w:rPr>
+          <w:rFonts w:asciiTheme="majorHAnsi" w:eastAsiaTheme="majorEastAsia" w:hAnsiTheme="majorHAnsi" w:cstheme="majorBidi"/>
+          <w:lang w:val="en-US"/>
+        </w:rPr>
+        <w:t>/</w:t>
+      </w:r>
+      <w:proofErr w:type="gramStart"/>
+      <w:r>
+        <w:rPr>
+          <w:rFonts w:asciiTheme="majorHAnsi" w:eastAsiaTheme="majorEastAsia" w:hAnsiTheme="majorHAnsi" w:cstheme="majorBidi"/>
+          <w:lang w:val="en-US"/>
+        </w:rPr>
+        <w:t>backend</w:t>
+      </w:r>
+      <w:proofErr w:type="gramEnd"/>
+      <w:r>
+        <w:rPr>
+          <w:rFonts w:asciiTheme="majorHAnsi" w:eastAsiaTheme="majorEastAsia" w:hAnsiTheme="majorHAnsi" w:cstheme="majorBidi"/>
+          <w:lang w:val="en-US"/>
+        </w:rPr>
+        <w:br/>
+        <w:t>/controllers</w:t>
+      </w:r>
+      <w:r>
+        <w:rPr>
+          <w:rFonts w:asciiTheme="majorHAnsi" w:eastAsiaTheme="majorEastAsia" w:hAnsiTheme="majorHAnsi" w:cstheme="majorBidi"/>
+          <w:lang w:val="en-US"/>
+        </w:rPr>
+        <w:br/>
+        <w:t>/services</w:t>
+      </w:r>
+      <w:r>
+        <w:rPr>
+          <w:rFonts w:asciiTheme="majorHAnsi" w:eastAsiaTheme="majorEastAsia" w:hAnsiTheme="majorHAnsi" w:cstheme="majorBidi"/>
+          <w:lang w:val="en-US"/>
+        </w:rPr>
+        <w:br/>
+        <w:t>/repositories</w:t>
+      </w:r>
+      <w:r>
+        <w:rPr>
+          <w:rFonts w:asciiTheme="majorHAnsi" w:eastAsiaTheme="majorEastAsia" w:hAnsiTheme="majorHAnsi" w:cstheme="majorBidi"/>
+          <w:lang w:val="en-US"/>
+        </w:rPr>
+        <w:br/>
+        <w:t>/models</w:t>
+      </w:r>
+      <w:r>
+        <w:rPr>
+          <w:rFonts w:asciiTheme="majorHAnsi" w:eastAsiaTheme="majorEastAsia" w:hAnsiTheme="majorHAnsi" w:cstheme="majorBidi"/>
+          <w:lang w:val="en-US"/>
+        </w:rPr>
+        <w:br/>
+        <w:t>/routes</w:t>
+      </w:r>
+      <w:r>
+        <w:rPr>
+          <w:rFonts w:asciiTheme="majorHAnsi" w:eastAsiaTheme="majorEastAsia" w:hAnsiTheme="majorHAnsi" w:cstheme="majorBidi"/>
+          <w:lang w:val="en-US"/>
+        </w:rPr>
+        <w:br/>
+        <w:t>/</w:t>
+      </w:r>
+      <w:proofErr w:type="spellStart"/>
+      <w:r>
+        <w:rPr>
+          <w:rFonts w:asciiTheme="majorHAnsi" w:eastAsiaTheme="majorEastAsia" w:hAnsiTheme="majorHAnsi" w:cstheme="majorBidi"/>
+          <w:lang w:val="en-US"/>
+        </w:rPr>
+        <w:t>middlewares</w:t>
+      </w:r>
+      <w:proofErr w:type="spellEnd"/>
+      <w:r>
+        <w:rPr>
+          <w:rFonts w:asciiTheme="majorHAnsi" w:eastAsiaTheme="majorEastAsia" w:hAnsiTheme="majorHAnsi" w:cstheme="majorBidi"/>
+          <w:lang w:val="en-US"/>
+        </w:rPr>
+        <w:br/>
+        <w:t>/security</w:t>
+      </w:r>
+    </w:p>
+    <w:p>
+      <w:pPr>
+        <w:rPr>
+          <w:rFonts w:asciiTheme="majorHAnsi" w:eastAsiaTheme="majorEastAsia" w:hAnsiTheme="majorHAnsi" w:cstheme="majorBidi"/>
+        </w:rPr>
+      </w:pPr>
+      <w:r>
+        <w:rPr>
+          <w:rFonts w:asciiTheme="majorHAnsi" w:eastAsiaTheme="majorEastAsia" w:hAnsiTheme="majorHAnsi" w:cstheme="majorBidi"/>
+        </w:rPr>
+        <w:t>/</w:t>
+      </w:r>
+      <w:proofErr w:type="spellStart"/>
+      <w:r>
+        <w:rPr>
+          <w:rFonts w:asciiTheme="majorHAnsi" w:eastAsiaTheme="majorEastAsia" w:hAnsiTheme="majorHAnsi" w:cstheme="majorBidi"/>
+        </w:rPr>
+        <w:t>frontend</w:t>
+      </w:r>
+      <w:proofErr w:type="spellEnd"/>
+      <w:r>
+        <w:rPr>
+          <w:rFonts w:asciiTheme="majorHAnsi" w:eastAsiaTheme="majorEastAsia" w:hAnsiTheme="majorHAnsi" w:cstheme="majorBidi"/>
+        </w:rPr>
+        <w:br/>
+        <w:t>/</w:t>
+      </w:r>
+      <w:proofErr w:type="spellStart"/>
+      <w:r>
+        <w:rPr>
+          <w:rFonts w:asciiTheme="majorHAnsi" w:eastAsiaTheme="majorEastAsia" w:hAnsiTheme="majorHAnsi" w:cstheme="majorBidi"/>
+        </w:rPr>
+        <w:t>components</w:t>
+      </w:r>
+      <w:proofErr w:type="spellEnd"/>
+      <w:r>
+        <w:rPr>
+          <w:rFonts w:asciiTheme="majorHAnsi" w:eastAsiaTheme="majorEastAsia" w:hAnsiTheme="majorHAnsi" w:cstheme="majorBidi"/>
+        </w:rPr>
+        <w:br/>
+        <w:t>/</w:t>
+      </w:r>
+      <w:proofErr w:type="spellStart"/>
+      <w:r>
+        <w:rPr>
+          <w:rFonts w:asciiTheme="majorHAnsi" w:eastAsiaTheme="majorEastAsia" w:hAnsiTheme="majorHAnsi" w:cstheme="majorBidi"/>
+        </w:rPr>
+        <w:t>pages</w:t>
+      </w:r>
+      <w:proofErr w:type="spellEnd"/>
+      <w:r>
+        <w:rPr>
+          <w:rFonts w:asciiTheme="majorHAnsi" w:eastAsiaTheme="majorEastAsia" w:hAnsiTheme="majorHAnsi" w:cstheme="majorBidi"/>
+        </w:rPr>
+        <w:br/>
+        <w:t>/</w:t>
+      </w:r>
+      <w:proofErr w:type="spellStart"/>
+      <w:r>
+        <w:rPr>
+          <w:rFonts w:asciiTheme="majorHAnsi" w:eastAsiaTheme="majorEastAsia" w:hAnsiTheme="majorHAnsi" w:cstheme="majorBidi"/>
+        </w:rPr>
+        <w:t>services</w:t>
+      </w:r>
+      <w:proofErr w:type="spellEnd"/>
+      <w:r>
+        <w:rPr>
+          <w:rFonts w:asciiTheme="majorHAnsi" w:eastAsiaTheme="majorEastAsia" w:hAnsiTheme="majorHAnsi" w:cstheme="majorBidi"/>
+        </w:rPr>
+        <w:br/>
+        <w:t>/</w:t>
+      </w:r>
+      <w:proofErr w:type="spellStart"/>
+      <w:r>
+        <w:rPr>
+          <w:rFonts w:asciiTheme="majorHAnsi" w:eastAsiaTheme="majorEastAsia" w:hAnsiTheme="majorHAnsi" w:cstheme="majorBidi"/>
+        </w:rPr>
+        <w:t>hooks</w:t>
+      </w:r>
+      <w:proofErr w:type="spellEnd"/>
+    </w:p>
+    <w:p>
+      <w:pPr>
+        <w:rPr>
+          <w:rFonts w:asciiTheme="majorHAnsi" w:eastAsiaTheme="majorEastAsia" w:hAnsiTheme="majorHAnsi" w:cstheme="majorBidi"/>
+          <w:b/>
+          <w:bCs/>
+        </w:rPr>
+      </w:pPr>
+      <w:r>
+        <w:rPr>
+          <w:rFonts w:asciiTheme="majorHAnsi" w:eastAsiaTheme="majorEastAsia" w:hAnsiTheme="majorHAnsi" w:cstheme="majorBidi"/>
+          <w:b/>
+          <w:bCs/>
+        </w:rPr>
+        <w:t xml:space="preserve">4. Implementación </w:t>
+      </w:r>
+      <w:proofErr w:type="spellStart"/>
+      <w:r>
+        <w:rPr>
+          <w:rFonts w:asciiTheme="majorHAnsi" w:eastAsiaTheme="majorEastAsia" w:hAnsiTheme="majorHAnsi" w:cstheme="majorBidi"/>
+          <w:b/>
+          <w:bCs/>
+        </w:rPr>
+        <w:t>Backend</w:t>
+      </w:r>
+      <w:proofErr w:type="spellEnd"/>
+    </w:p>
+    <w:p>
+      <w:pPr>
+        <w:rPr>
+          <w:rFonts w:asciiTheme="majorHAnsi" w:eastAsiaTheme="majorEastAsia" w:hAnsiTheme="majorHAnsi" w:cstheme="majorBidi"/>
+        </w:rPr>
+      </w:pPr>
+      <w:r>
+        <w:rPr>
+          <w:rFonts w:asciiTheme="majorHAnsi" w:eastAsiaTheme="majorEastAsia" w:hAnsiTheme="majorHAnsi" w:cstheme="majorBidi"/>
+        </w:rPr>
+        <w:t>Incluye:</w:t>
+      </w:r>
+    </w:p>
+    <w:p>
+      <w:pPr>
+        <w:numPr>
+          <w:ilvl w:val="0"/>
+          <w:numId w:val="8"/>
+        </w:numPr>
+        <w:rPr>
+          <w:rFonts w:asciiTheme="majorHAnsi" w:eastAsiaTheme="majorEastAsia" w:hAnsiTheme="majorHAnsi" w:cstheme="majorBidi"/>
+        </w:rPr>
+      </w:pPr>
+      <w:r>
+        <w:rPr>
+          <w:rFonts w:asciiTheme="majorHAnsi" w:eastAsiaTheme="majorEastAsia" w:hAnsiTheme="majorHAnsi" w:cstheme="majorBidi"/>
+        </w:rPr>
+        <w:t>Modelos (según la base de datos ya diseñada)</w:t>
+      </w:r>
+    </w:p>
+    <w:p>
+      <w:pPr>
+        <w:numPr>
+          <w:ilvl w:val="0"/>
+          <w:numId w:val="8"/>
+        </w:numPr>
+        <w:rPr>
+          <w:rFonts w:asciiTheme="majorHAnsi" w:eastAsiaTheme="majorEastAsia" w:hAnsiTheme="majorHAnsi" w:cstheme="majorBidi"/>
+        </w:rPr>
+      </w:pPr>
+      <w:r>
+        <w:rPr>
+          <w:rFonts w:asciiTheme="majorHAnsi" w:eastAsiaTheme="majorEastAsia" w:hAnsiTheme="majorHAnsi" w:cstheme="majorBidi"/>
+        </w:rPr>
+        <w:t>Repositorios (acceso a datos)</w:t>
+      </w:r>
+    </w:p>
+    <w:p>
+      <w:pPr>
+        <w:numPr>
+          <w:ilvl w:val="0"/>
+          <w:numId w:val="8"/>
+        </w:numPr>
+        <w:rPr>
+          <w:rFonts w:asciiTheme="majorHAnsi" w:eastAsiaTheme="majorEastAsia" w:hAnsiTheme="majorHAnsi" w:cstheme="majorBidi"/>
+        </w:rPr>
+      </w:pPr>
+      <w:r>
+        <w:rPr>
+          <w:rFonts w:asciiTheme="majorHAnsi" w:eastAsiaTheme="majorEastAsia" w:hAnsiTheme="majorHAnsi" w:cstheme="majorBidi"/>
+        </w:rPr>
+        <w:t>Servicios (lógica de negocio)</w:t>
+      </w:r>
+    </w:p>
+    <w:p>
+      <w:pPr>
+        <w:numPr>
+          <w:ilvl w:val="0"/>
+          <w:numId w:val="8"/>
+        </w:numPr>
+        <w:rPr>
+          <w:rFonts w:asciiTheme="majorHAnsi" w:eastAsiaTheme="majorEastAsia" w:hAnsiTheme="majorHAnsi" w:cstheme="majorBidi"/>
+        </w:rPr>
+      </w:pPr>
+      <w:r>
+        <w:rPr>
+          <w:rFonts w:asciiTheme="majorHAnsi" w:eastAsiaTheme="majorEastAsia" w:hAnsiTheme="majorHAnsi" w:cstheme="majorBidi"/>
+        </w:rPr>
+        <w:t xml:space="preserve">Controladores (manejo de </w:t>
+      </w:r>
+      <w:proofErr w:type="spellStart"/>
+      <w:r>
+        <w:rPr>
+          <w:rFonts w:asciiTheme="majorHAnsi" w:eastAsiaTheme="majorEastAsia" w:hAnsiTheme="majorHAnsi" w:cstheme="majorBidi"/>
+        </w:rPr>
+        <w:t>requests</w:t>
+      </w:r>
+      <w:proofErr w:type="spellEnd"/>
+      <w:r>
+        <w:rPr>
+          <w:rFonts w:asciiTheme="majorHAnsi" w:eastAsiaTheme="majorEastAsia" w:hAnsiTheme="majorHAnsi" w:cstheme="majorBidi"/>
+        </w:rPr>
+        <w:t>)</w:t>
+      </w:r>
+    </w:p>
+    <w:p>
+      <w:pPr>
+        <w:numPr>
+          <w:ilvl w:val="0"/>
+          <w:numId w:val="8"/>
+        </w:numPr>
+        <w:rPr>
+          <w:rFonts w:asciiTheme="majorHAnsi" w:eastAsiaTheme="majorEastAsia" w:hAnsiTheme="majorHAnsi" w:cstheme="majorBidi"/>
+        </w:rPr>
+      </w:pPr>
+      <w:r>
+        <w:rPr>
+          <w:rFonts w:asciiTheme="majorHAnsi" w:eastAsiaTheme="majorEastAsia" w:hAnsiTheme="majorHAnsi" w:cstheme="majorBidi"/>
+        </w:rPr>
+        <w:t>Rutas (</w:t>
+      </w:r>
+      <w:proofErr w:type="spellStart"/>
+      <w:r>
+        <w:rPr>
+          <w:rFonts w:asciiTheme="majorHAnsi" w:eastAsiaTheme="majorEastAsia" w:hAnsiTheme="majorHAnsi" w:cstheme="majorBidi"/>
+        </w:rPr>
+        <w:t>endpoints</w:t>
+      </w:r>
+      <w:proofErr w:type="spellEnd"/>
+      <w:r>
+        <w:rPr>
+          <w:rFonts w:asciiTheme="majorHAnsi" w:eastAsiaTheme="majorEastAsia" w:hAnsiTheme="majorHAnsi" w:cstheme="majorBidi"/>
+        </w:rPr>
+        <w:t xml:space="preserve"> REST)</w:t>
+      </w:r>
+    </w:p>
+    <w:p>
+      <w:pPr>
+        <w:numPr>
+          <w:ilvl w:val="0"/>
+          <w:numId w:val="8"/>
+        </w:numPr>
+        <w:rPr>
+          <w:rFonts w:asciiTheme="majorHAnsi" w:eastAsiaTheme="majorEastAsia" w:hAnsiTheme="majorHAnsi" w:cstheme="majorBidi"/>
+        </w:rPr>
+      </w:pPr>
+      <w:r>
+        <w:rPr>
+          <w:rFonts w:asciiTheme="majorHAnsi" w:eastAsiaTheme="majorEastAsia" w:hAnsiTheme="majorHAnsi" w:cstheme="majorBidi"/>
+        </w:rPr>
+        <w:t>Middleware (autenticación, roles, validaciones)</w:t>
+      </w:r>
+    </w:p>
+    <w:p>
+      <w:pPr>
+        <w:rPr>
+          <w:rFonts w:asciiTheme="majorHAnsi" w:eastAsiaTheme="majorEastAsia" w:hAnsiTheme="majorHAnsi" w:cstheme="majorBidi"/>
+        </w:rPr>
+      </w:pPr>
+      <w:r>
+        <w:rPr>
+          <w:rFonts w:asciiTheme="majorHAnsi" w:eastAsiaTheme="majorEastAsia" w:hAnsiTheme="majorHAnsi" w:cstheme="majorBidi"/>
+        </w:rPr>
+        <w:t>Debe cubrir:</w:t>
+      </w:r>
+    </w:p>
+    <w:p>
+      <w:pPr>
+        <w:numPr>
+          <w:ilvl w:val="0"/>
+          <w:numId w:val="9"/>
+        </w:numPr>
+        <w:rPr>
+          <w:rFonts w:asciiTheme="majorHAnsi" w:eastAsiaTheme="majorEastAsia" w:hAnsiTheme="majorHAnsi" w:cstheme="majorBidi"/>
+        </w:rPr>
+      </w:pPr>
+      <w:r>
+        <w:rPr>
+          <w:rFonts w:asciiTheme="majorHAnsi" w:eastAsiaTheme="majorEastAsia" w:hAnsiTheme="majorHAnsi" w:cstheme="majorBidi"/>
+        </w:rPr>
+        <w:t>Ventas</w:t>
+      </w:r>
+    </w:p>
+    <w:p>
+      <w:pPr>
+        <w:numPr>
+          <w:ilvl w:val="0"/>
+          <w:numId w:val="9"/>
+        </w:numPr>
+        <w:rPr>
+          <w:rFonts w:asciiTheme="majorHAnsi" w:eastAsiaTheme="majorEastAsia" w:hAnsiTheme="majorHAnsi" w:cstheme="majorBidi"/>
+        </w:rPr>
+      </w:pPr>
+      <w:r>
+        <w:rPr>
+          <w:rFonts w:asciiTheme="majorHAnsi" w:eastAsiaTheme="majorEastAsia" w:hAnsiTheme="majorHAnsi" w:cstheme="majorBidi"/>
+        </w:rPr>
+        <w:t>Inventario</w:t>
+      </w:r>
+    </w:p>
+    <w:p>
+      <w:pPr>
+        <w:numPr>
+          <w:ilvl w:val="0"/>
+          <w:numId w:val="9"/>
+        </w:numPr>
+        <w:rPr>
+          <w:rFonts w:asciiTheme="majorHAnsi" w:eastAsiaTheme="majorEastAsia" w:hAnsiTheme="majorHAnsi" w:cstheme="majorBidi"/>
+        </w:rPr>
+      </w:pPr>
+      <w:r>
+        <w:rPr>
+          <w:rFonts w:asciiTheme="majorHAnsi" w:eastAsiaTheme="majorEastAsia" w:hAnsiTheme="majorHAnsi" w:cstheme="majorBidi"/>
+        </w:rPr>
+        <w:t>Productos con variantes (tallas, colores)</w:t>
+      </w:r>
+    </w:p>
+    <w:p>
+      <w:pPr>
+        <w:numPr>
+          <w:ilvl w:val="0"/>
+          <w:numId w:val="9"/>
+        </w:numPr>
+        <w:rPr>
+          <w:rFonts w:asciiTheme="majorHAnsi" w:eastAsiaTheme="majorEastAsia" w:hAnsiTheme="majorHAnsi" w:cstheme="majorBidi"/>
+        </w:rPr>
+      </w:pPr>
+      <w:r>
+        <w:rPr>
+          <w:rFonts w:asciiTheme="majorHAnsi" w:eastAsiaTheme="majorEastAsia" w:hAnsiTheme="majorHAnsi" w:cstheme="majorBidi"/>
+        </w:rPr>
+        <w:t>Usuarios y roles</w:t>
+      </w:r>
+    </w:p>
+    <w:p>
+      <w:pPr>
+        <w:numPr>
+          <w:ilvl w:val="0"/>
+          <w:numId w:val="9"/>
+        </w:numPr>
+        <w:rPr>
+          <w:rFonts w:asciiTheme="majorHAnsi" w:eastAsiaTheme="majorEastAsia" w:hAnsiTheme="majorHAnsi" w:cstheme="majorBidi"/>
+        </w:rPr>
+      </w:pPr>
+      <w:r>
+        <w:rPr>
+          <w:rFonts w:asciiTheme="majorHAnsi" w:eastAsiaTheme="majorEastAsia" w:hAnsiTheme="majorHAnsi" w:cstheme="majorBidi"/>
+        </w:rPr>
+        <w:t>Clientes</w:t>
+      </w:r>
+    </w:p>
+    <w:p>
+      <w:pPr>
+        <w:numPr>
+          <w:ilvl w:val="0"/>
+          <w:numId w:val="9"/>
+        </w:numPr>
+        <w:rPr>
+          <w:rFonts w:asciiTheme="majorHAnsi" w:eastAsiaTheme="majorEastAsia" w:hAnsiTheme="majorHAnsi" w:cstheme="majorBidi"/>
+        </w:rPr>
+      </w:pPr>
+      <w:r>
+        <w:rPr>
+          <w:rFonts w:asciiTheme="majorHAnsi" w:eastAsiaTheme="majorEastAsia" w:hAnsiTheme="majorHAnsi" w:cstheme="majorBidi"/>
+        </w:rPr>
+        <w:t>Reportes básicos</w:t>
+      </w:r>
+    </w:p>
+    <w:p>
+      <w:pPr>
+        <w:rPr>
+          <w:rFonts w:asciiTheme="majorHAnsi" w:eastAsiaTheme="majorEastAsia" w:hAnsiTheme="majorHAnsi" w:cstheme="majorBidi"/>
+        </w:rPr>
+      </w:pPr>
+    </w:p>
+    <w:p>
+      <w:pPr>
+        <w:rPr>
+          <w:rFonts w:asciiTheme="majorHAnsi" w:eastAsiaTheme="majorEastAsia" w:hAnsiTheme="majorHAnsi" w:cstheme="majorBidi"/>
+          <w:b/>
+          <w:bCs/>
+        </w:rPr>
+      </w:pPr>
+      <w:r>
+        <w:rPr>
+          <w:rFonts w:asciiTheme="majorHAnsi" w:eastAsiaTheme="majorEastAsia" w:hAnsiTheme="majorHAnsi" w:cstheme="majorBidi"/>
+          <w:b/>
+          <w:bCs/>
+        </w:rPr>
+        <w:lastRenderedPageBreak/>
+        <w:t xml:space="preserve">5. Implementación </w:t>
+      </w:r>
+      <w:proofErr w:type="spellStart"/>
+      <w:r>
+        <w:rPr>
+          <w:rFonts w:asciiTheme="majorHAnsi" w:eastAsiaTheme="majorEastAsia" w:hAnsiTheme="majorHAnsi" w:cstheme="majorBidi"/>
+          <w:b/>
+          <w:bCs/>
+        </w:rPr>
+        <w:t>Frontend</w:t>
+      </w:r>
+      <w:proofErr w:type="spellEnd"/>
+    </w:p>
+    <w:p>
+      <w:pPr>
+        <w:rPr>
+          <w:rFonts w:asciiTheme="majorHAnsi" w:eastAsiaTheme="majorEastAsia" w:hAnsiTheme="majorHAnsi" w:cstheme="majorBidi"/>
+        </w:rPr>
+      </w:pPr>
+      <w:r>
+        <w:rPr>
+          <w:rFonts w:asciiTheme="majorHAnsi" w:eastAsiaTheme="majorEastAsia" w:hAnsiTheme="majorHAnsi" w:cstheme="majorBidi"/>
+        </w:rPr>
+        <w:t>Incluye:</w:t>
+      </w:r>
+    </w:p>
+    <w:p>
+      <w:pPr>
+        <w:numPr>
+          <w:ilvl w:val="0"/>
+          <w:numId w:val="10"/>
+        </w:numPr>
+        <w:rPr>
+          <w:rFonts w:asciiTheme="majorHAnsi" w:eastAsiaTheme="majorEastAsia" w:hAnsiTheme="majorHAnsi" w:cstheme="majorBidi"/>
+        </w:rPr>
+      </w:pPr>
+      <w:r>
+        <w:rPr>
+          <w:rFonts w:asciiTheme="majorHAnsi" w:eastAsiaTheme="majorEastAsia" w:hAnsiTheme="majorHAnsi" w:cstheme="majorBidi"/>
+        </w:rPr>
+        <w:t>Componentes reutilizables</w:t>
+      </w:r>
+    </w:p>
+    <w:p>
+      <w:pPr>
+        <w:numPr>
+          <w:ilvl w:val="0"/>
+          <w:numId w:val="10"/>
+        </w:numPr>
+        <w:rPr>
+          <w:rFonts w:asciiTheme="majorHAnsi" w:eastAsiaTheme="majorEastAsia" w:hAnsiTheme="majorHAnsi" w:cstheme="majorBidi"/>
+        </w:rPr>
+      </w:pPr>
+      <w:r>
+        <w:rPr>
+          <w:rFonts w:asciiTheme="majorHAnsi" w:eastAsiaTheme="majorEastAsia" w:hAnsiTheme="majorHAnsi" w:cstheme="majorBidi"/>
+        </w:rPr>
+        <w:t>Páginas principales:</w:t>
+      </w:r>
+    </w:p>
+    <w:p>
+      <w:pPr>
+        <w:numPr>
+          <w:ilvl w:val="1"/>
+          <w:numId w:val="10"/>
+        </w:numPr>
+        <w:rPr>
+          <w:rFonts w:asciiTheme="majorHAnsi" w:eastAsiaTheme="majorEastAsia" w:hAnsiTheme="majorHAnsi" w:cstheme="majorBidi"/>
+        </w:rPr>
+      </w:pPr>
+      <w:proofErr w:type="spellStart"/>
+      <w:r>
+        <w:rPr>
+          <w:rFonts w:asciiTheme="majorHAnsi" w:eastAsiaTheme="majorEastAsia" w:hAnsiTheme="majorHAnsi" w:cstheme="majorBidi"/>
+        </w:rPr>
+        <w:t>Dashboard</w:t>
+      </w:r>
+      <w:proofErr w:type="spellEnd"/>
+    </w:p>
+    <w:p>
+      <w:pPr>
+        <w:numPr>
+          <w:ilvl w:val="1"/>
+          <w:numId w:val="10"/>
+        </w:numPr>
+        <w:rPr>
+          <w:rFonts w:asciiTheme="majorHAnsi" w:eastAsiaTheme="majorEastAsia" w:hAnsiTheme="majorHAnsi" w:cstheme="majorBidi"/>
+        </w:rPr>
+      </w:pPr>
+      <w:r>
+        <w:rPr>
+          <w:rFonts w:asciiTheme="majorHAnsi" w:eastAsiaTheme="majorEastAsia" w:hAnsiTheme="majorHAnsi" w:cstheme="majorBidi"/>
+        </w:rPr>
+        <w:t>Ventas</w:t>
+      </w:r>
+    </w:p>
+    <w:p>
+      <w:pPr>
+        <w:numPr>
+          <w:ilvl w:val="1"/>
+          <w:numId w:val="10"/>
+        </w:numPr>
+        <w:rPr>
+          <w:rFonts w:asciiTheme="majorHAnsi" w:eastAsiaTheme="majorEastAsia" w:hAnsiTheme="majorHAnsi" w:cstheme="majorBidi"/>
+        </w:rPr>
+      </w:pPr>
+      <w:r>
+        <w:rPr>
+          <w:rFonts w:asciiTheme="majorHAnsi" w:eastAsiaTheme="majorEastAsia" w:hAnsiTheme="majorHAnsi" w:cstheme="majorBidi"/>
+        </w:rPr>
+        <w:t>Inventario</w:t>
+      </w:r>
+    </w:p>
+    <w:p>
+      <w:pPr>
+        <w:numPr>
+          <w:ilvl w:val="1"/>
+          <w:numId w:val="10"/>
+        </w:numPr>
+        <w:rPr>
+          <w:rFonts w:asciiTheme="majorHAnsi" w:eastAsiaTheme="majorEastAsia" w:hAnsiTheme="majorHAnsi" w:cstheme="majorBidi"/>
+        </w:rPr>
+      </w:pPr>
+      <w:r>
+        <w:rPr>
+          <w:rFonts w:asciiTheme="majorHAnsi" w:eastAsiaTheme="majorEastAsia" w:hAnsiTheme="majorHAnsi" w:cstheme="majorBidi"/>
+        </w:rPr>
+        <w:t>Productos</w:t>
+      </w:r>
+    </w:p>
+    <w:p>
+      <w:pPr>
+        <w:numPr>
+          <w:ilvl w:val="1"/>
+          <w:numId w:val="10"/>
+        </w:numPr>
+        <w:rPr>
+          <w:rFonts w:asciiTheme="majorHAnsi" w:eastAsiaTheme="majorEastAsia" w:hAnsiTheme="majorHAnsi" w:cstheme="majorBidi"/>
+        </w:rPr>
+      </w:pPr>
+      <w:r>
+        <w:rPr>
+          <w:rFonts w:asciiTheme="majorHAnsi" w:eastAsiaTheme="majorEastAsia" w:hAnsiTheme="majorHAnsi" w:cstheme="majorBidi"/>
+        </w:rPr>
+        <w:t>Usuarios</w:t>
+      </w:r>
+    </w:p>
+    <w:p>
+      <w:pPr>
+        <w:numPr>
+          <w:ilvl w:val="0"/>
+          <w:numId w:val="10"/>
+        </w:numPr>
+        <w:rPr>
+          <w:rFonts w:asciiTheme="majorHAnsi" w:eastAsiaTheme="majorEastAsia" w:hAnsiTheme="majorHAnsi" w:cstheme="majorBidi"/>
+        </w:rPr>
+      </w:pPr>
+      <w:r>
+        <w:rPr>
+          <w:rFonts w:asciiTheme="majorHAnsi" w:eastAsiaTheme="majorEastAsia" w:hAnsiTheme="majorHAnsi" w:cstheme="majorBidi"/>
+        </w:rPr>
+        <w:t>Consumo de API</w:t>
+      </w:r>
+    </w:p>
+    <w:p>
+      <w:pPr>
+        <w:numPr>
+          <w:ilvl w:val="0"/>
+          <w:numId w:val="10"/>
+        </w:numPr>
+        <w:rPr>
+          <w:rFonts w:asciiTheme="majorHAnsi" w:eastAsiaTheme="majorEastAsia" w:hAnsiTheme="majorHAnsi" w:cstheme="majorBidi"/>
+        </w:rPr>
+      </w:pPr>
+      <w:r>
+        <w:rPr>
+          <w:rFonts w:asciiTheme="majorHAnsi" w:eastAsiaTheme="majorEastAsia" w:hAnsiTheme="majorHAnsi" w:cstheme="majorBidi"/>
+        </w:rPr>
+        <w:t>Manejo de estado (</w:t>
+      </w:r>
+      <w:proofErr w:type="spellStart"/>
+      <w:r>
+        <w:rPr>
+          <w:rFonts w:asciiTheme="majorHAnsi" w:eastAsiaTheme="majorEastAsia" w:hAnsiTheme="majorHAnsi" w:cstheme="majorBidi"/>
+        </w:rPr>
+        <w:t>Context</w:t>
+      </w:r>
+      <w:proofErr w:type="spellEnd"/>
+      <w:r>
+        <w:rPr>
+          <w:rFonts w:asciiTheme="majorHAnsi" w:eastAsiaTheme="majorEastAsia" w:hAnsiTheme="majorHAnsi" w:cstheme="majorBidi"/>
+        </w:rPr>
+        <w:t xml:space="preserve"> API o similar)</w:t>
+      </w:r>
+    </w:p>
+    <w:p>
+      <w:pPr>
+        <w:rPr>
+          <w:rFonts w:asciiTheme="majorHAnsi" w:eastAsiaTheme="majorEastAsia" w:hAnsiTheme="majorHAnsi" w:cstheme="majorBidi"/>
+          <w:b/>
+          <w:bCs/>
+        </w:rPr>
+      </w:pPr>
+      <w:r>
+        <w:rPr>
+          <w:rFonts w:asciiTheme="majorHAnsi" w:eastAsiaTheme="majorEastAsia" w:hAnsiTheme="majorHAnsi" w:cstheme="majorBidi"/>
+          <w:b/>
+          <w:bCs/>
+        </w:rPr>
+        <w:t>6. Aplicación de principios SOLID</w:t>
+      </w:r>
+    </w:p>
+    <w:p>
+      <w:pPr>
+        <w:rPr>
+          <w:rFonts w:asciiTheme="majorHAnsi" w:eastAsiaTheme="majorEastAsia" w:hAnsiTheme="majorHAnsi" w:cstheme="majorBidi"/>
+        </w:rPr>
+      </w:pPr>
+      <w:r>
+        <w:rPr>
+          <w:rFonts w:asciiTheme="majorHAnsi" w:eastAsiaTheme="majorEastAsia" w:hAnsiTheme="majorHAnsi" w:cstheme="majorBidi"/>
+        </w:rPr>
+        <w:t>Explica brevemente cómo aplicaste:</w:t>
+      </w:r>
+    </w:p>
+    <w:p>
+      <w:pPr>
+        <w:numPr>
+          <w:ilvl w:val="0"/>
+          <w:numId w:val="11"/>
+        </w:numPr>
+        <w:rPr>
+          <w:rFonts w:asciiTheme="majorHAnsi" w:eastAsiaTheme="majorEastAsia" w:hAnsiTheme="majorHAnsi" w:cstheme="majorBidi"/>
+        </w:rPr>
+      </w:pPr>
+      <w:r>
+        <w:rPr>
+          <w:rFonts w:asciiTheme="majorHAnsi" w:eastAsiaTheme="majorEastAsia" w:hAnsiTheme="majorHAnsi" w:cstheme="majorBidi"/>
+        </w:rPr>
+        <w:t>S: Responsabilidad única</w:t>
+      </w:r>
+    </w:p>
+    <w:p>
+      <w:pPr>
+        <w:numPr>
+          <w:ilvl w:val="0"/>
+          <w:numId w:val="11"/>
+        </w:numPr>
+        <w:rPr>
+          <w:rFonts w:asciiTheme="majorHAnsi" w:eastAsiaTheme="majorEastAsia" w:hAnsiTheme="majorHAnsi" w:cstheme="majorBidi"/>
+        </w:rPr>
+      </w:pPr>
+      <w:r>
+        <w:rPr>
+          <w:rFonts w:asciiTheme="majorHAnsi" w:eastAsiaTheme="majorEastAsia" w:hAnsiTheme="majorHAnsi" w:cstheme="majorBidi"/>
+        </w:rPr>
+        <w:t>O: Abierto/Cerrado</w:t>
+      </w:r>
+    </w:p>
+    <w:p>
+      <w:pPr>
+        <w:numPr>
+          <w:ilvl w:val="0"/>
+          <w:numId w:val="11"/>
+        </w:numPr>
+        <w:rPr>
+          <w:rFonts w:asciiTheme="majorHAnsi" w:eastAsiaTheme="majorEastAsia" w:hAnsiTheme="majorHAnsi" w:cstheme="majorBidi"/>
+        </w:rPr>
+      </w:pPr>
+      <w:r>
+        <w:rPr>
+          <w:rFonts w:asciiTheme="majorHAnsi" w:eastAsiaTheme="majorEastAsia" w:hAnsiTheme="majorHAnsi" w:cstheme="majorBidi"/>
+        </w:rPr>
+        <w:t>L: Sustitución de Liskov</w:t>
+      </w:r>
+    </w:p>
+    <w:p>
+      <w:pPr>
+        <w:numPr>
+          <w:ilvl w:val="0"/>
+          <w:numId w:val="11"/>
+        </w:numPr>
+        <w:rPr>
+          <w:rFonts w:asciiTheme="majorHAnsi" w:eastAsiaTheme="majorEastAsia" w:hAnsiTheme="majorHAnsi" w:cstheme="majorBidi"/>
+        </w:rPr>
+      </w:pPr>
+      <w:r>
+        <w:rPr>
+          <w:rFonts w:asciiTheme="majorHAnsi" w:eastAsiaTheme="majorEastAsia" w:hAnsiTheme="majorHAnsi" w:cstheme="majorBidi"/>
+        </w:rPr>
+        <w:t>I: Segregación de interfaces</w:t>
+      </w:r>
+    </w:p>
+    <w:p>
+      <w:pPr>
+        <w:numPr>
+          <w:ilvl w:val="0"/>
+          <w:numId w:val="11"/>
+        </w:numPr>
+        <w:rPr>
+          <w:rFonts w:asciiTheme="majorHAnsi" w:eastAsiaTheme="majorEastAsia" w:hAnsiTheme="majorHAnsi" w:cstheme="majorBidi"/>
+        </w:rPr>
+      </w:pPr>
+      <w:r>
+        <w:rPr>
+          <w:rFonts w:asciiTheme="majorHAnsi" w:eastAsiaTheme="majorEastAsia" w:hAnsiTheme="majorHAnsi" w:cstheme="majorBidi"/>
+        </w:rPr>
+        <w:t>D: Inversión de dependencias</w:t>
+      </w:r>
+    </w:p>
+    <w:p>
+      <w:pPr>
+        <w:rPr>
+          <w:rFonts w:asciiTheme="majorHAnsi" w:eastAsiaTheme="majorEastAsia" w:hAnsiTheme="majorHAnsi" w:cstheme="majorBidi"/>
+          <w:b/>
+          <w:bCs/>
+        </w:rPr>
+      </w:pPr>
+      <w:r>
+        <w:rPr>
+          <w:rFonts w:asciiTheme="majorHAnsi" w:eastAsiaTheme="majorEastAsia" w:hAnsiTheme="majorHAnsi" w:cstheme="majorBidi"/>
+          <w:b/>
+          <w:bCs/>
+        </w:rPr>
+        <w:t>7. Programación segura (OBLIGATORIO)</w:t>
+      </w:r>
+    </w:p>
+    <w:p>
+      <w:pPr>
+        <w:rPr>
+          <w:rFonts w:asciiTheme="majorHAnsi" w:eastAsiaTheme="majorEastAsia" w:hAnsiTheme="majorHAnsi" w:cstheme="majorBidi"/>
+        </w:rPr>
+      </w:pPr>
+      <w:r>
+        <w:rPr>
+          <w:rFonts w:asciiTheme="majorHAnsi" w:eastAsiaTheme="majorEastAsia" w:hAnsiTheme="majorHAnsi" w:cstheme="majorBidi"/>
+        </w:rPr>
+        <w:t>Implementa explícitamente:</w:t>
+      </w:r>
+    </w:p>
+    <w:p>
+      <w:pPr>
+        <w:numPr>
+          <w:ilvl w:val="0"/>
+          <w:numId w:val="12"/>
+        </w:numPr>
+        <w:rPr>
+          <w:rFonts w:asciiTheme="majorHAnsi" w:eastAsiaTheme="majorEastAsia" w:hAnsiTheme="majorHAnsi" w:cstheme="majorBidi"/>
+        </w:rPr>
+      </w:pPr>
+      <w:r>
+        <w:rPr>
+          <w:rFonts w:asciiTheme="majorHAnsi" w:eastAsiaTheme="majorEastAsia" w:hAnsiTheme="majorHAnsi" w:cstheme="majorBidi"/>
+        </w:rPr>
+        <w:t>Validación y sanitización de entradas (</w:t>
+      </w:r>
+      <w:proofErr w:type="spellStart"/>
+      <w:r>
+        <w:rPr>
+          <w:rFonts w:asciiTheme="majorHAnsi" w:eastAsiaTheme="majorEastAsia" w:hAnsiTheme="majorHAnsi" w:cstheme="majorBidi"/>
+        </w:rPr>
+        <w:t>backend</w:t>
+      </w:r>
+      <w:proofErr w:type="spellEnd"/>
+      <w:r>
+        <w:rPr>
+          <w:rFonts w:asciiTheme="majorHAnsi" w:eastAsiaTheme="majorEastAsia" w:hAnsiTheme="majorHAnsi" w:cstheme="majorBidi"/>
+        </w:rPr>
+        <w:t xml:space="preserve"> y </w:t>
+      </w:r>
+      <w:proofErr w:type="spellStart"/>
+      <w:r>
+        <w:rPr>
+          <w:rFonts w:asciiTheme="majorHAnsi" w:eastAsiaTheme="majorEastAsia" w:hAnsiTheme="majorHAnsi" w:cstheme="majorBidi"/>
+        </w:rPr>
+        <w:t>frontend</w:t>
+      </w:r>
+      <w:proofErr w:type="spellEnd"/>
+      <w:r>
+        <w:rPr>
+          <w:rFonts w:asciiTheme="majorHAnsi" w:eastAsiaTheme="majorEastAsia" w:hAnsiTheme="majorHAnsi" w:cstheme="majorBidi"/>
+        </w:rPr>
+        <w:t>)</w:t>
+      </w:r>
+    </w:p>
+    <w:p>
+      <w:pPr>
+        <w:numPr>
+          <w:ilvl w:val="0"/>
+          <w:numId w:val="12"/>
+        </w:numPr>
+        <w:rPr>
+          <w:rFonts w:asciiTheme="majorHAnsi" w:eastAsiaTheme="majorEastAsia" w:hAnsiTheme="majorHAnsi" w:cstheme="majorBidi"/>
+        </w:rPr>
+      </w:pPr>
+      <w:r>
+        <w:rPr>
+          <w:rFonts w:asciiTheme="majorHAnsi" w:eastAsiaTheme="majorEastAsia" w:hAnsiTheme="majorHAnsi" w:cstheme="majorBidi"/>
+        </w:rPr>
+        <w:t xml:space="preserve">Prevención de SQL </w:t>
+      </w:r>
+      <w:proofErr w:type="spellStart"/>
+      <w:r>
+        <w:rPr>
+          <w:rFonts w:asciiTheme="majorHAnsi" w:eastAsiaTheme="majorEastAsia" w:hAnsiTheme="majorHAnsi" w:cstheme="majorBidi"/>
+        </w:rPr>
+        <w:t>Injection</w:t>
+      </w:r>
+      <w:proofErr w:type="spellEnd"/>
+      <w:r>
+        <w:rPr>
+          <w:rFonts w:asciiTheme="majorHAnsi" w:eastAsiaTheme="majorEastAsia" w:hAnsiTheme="majorHAnsi" w:cstheme="majorBidi"/>
+        </w:rPr>
+        <w:t xml:space="preserve"> (uso correcto del ORM)</w:t>
+      </w:r>
+    </w:p>
+    <w:p>
+      <w:pPr>
+        <w:numPr>
+          <w:ilvl w:val="0"/>
+          <w:numId w:val="12"/>
+        </w:numPr>
+        <w:rPr>
+          <w:rFonts w:asciiTheme="majorHAnsi" w:eastAsiaTheme="majorEastAsia" w:hAnsiTheme="majorHAnsi" w:cstheme="majorBidi"/>
+        </w:rPr>
+      </w:pPr>
+      <w:r>
+        <w:rPr>
+          <w:rFonts w:asciiTheme="majorHAnsi" w:eastAsiaTheme="majorEastAsia" w:hAnsiTheme="majorHAnsi" w:cstheme="majorBidi"/>
+        </w:rPr>
+        <w:t>Autenticación segura (JWT o similar)</w:t>
+      </w:r>
+    </w:p>
+    <w:p>
+      <w:pPr>
+        <w:numPr>
+          <w:ilvl w:val="0"/>
+          <w:numId w:val="12"/>
+        </w:numPr>
+        <w:rPr>
+          <w:rFonts w:asciiTheme="majorHAnsi" w:eastAsiaTheme="majorEastAsia" w:hAnsiTheme="majorHAnsi" w:cstheme="majorBidi"/>
+        </w:rPr>
+      </w:pPr>
+      <w:proofErr w:type="spellStart"/>
+      <w:r>
+        <w:rPr>
+          <w:rFonts w:asciiTheme="majorHAnsi" w:eastAsiaTheme="majorEastAsia" w:hAnsiTheme="majorHAnsi" w:cstheme="majorBidi"/>
+        </w:rPr>
+        <w:t>Hashing</w:t>
+      </w:r>
+      <w:proofErr w:type="spellEnd"/>
+      <w:r>
+        <w:rPr>
+          <w:rFonts w:asciiTheme="majorHAnsi" w:eastAsiaTheme="majorEastAsia" w:hAnsiTheme="majorHAnsi" w:cstheme="majorBidi"/>
+        </w:rPr>
+        <w:t xml:space="preserve"> de contraseñas (</w:t>
+      </w:r>
+      <w:proofErr w:type="spellStart"/>
+      <w:r>
+        <w:rPr>
+          <w:rFonts w:asciiTheme="majorHAnsi" w:eastAsiaTheme="majorEastAsia" w:hAnsiTheme="majorHAnsi" w:cstheme="majorBidi"/>
+        </w:rPr>
+        <w:t>bcrypt</w:t>
+      </w:r>
+      <w:proofErr w:type="spellEnd"/>
+      <w:r>
+        <w:rPr>
+          <w:rFonts w:asciiTheme="majorHAnsi" w:eastAsiaTheme="majorEastAsia" w:hAnsiTheme="majorHAnsi" w:cstheme="majorBidi"/>
+        </w:rPr>
+        <w:t xml:space="preserve"> o equivalente)</w:t>
+      </w:r>
+    </w:p>
+    <w:p>
+      <w:pPr>
+        <w:numPr>
+          <w:ilvl w:val="0"/>
+          <w:numId w:val="12"/>
+        </w:numPr>
+        <w:rPr>
+          <w:rFonts w:asciiTheme="majorHAnsi" w:eastAsiaTheme="majorEastAsia" w:hAnsiTheme="majorHAnsi" w:cstheme="majorBidi"/>
+        </w:rPr>
+      </w:pPr>
+      <w:r>
+        <w:rPr>
+          <w:rFonts w:asciiTheme="majorHAnsi" w:eastAsiaTheme="majorEastAsia" w:hAnsiTheme="majorHAnsi" w:cstheme="majorBidi"/>
+        </w:rPr>
+        <w:t>Manejo de roles y autorización</w:t>
+      </w:r>
+    </w:p>
+    <w:p>
+      <w:pPr>
+        <w:numPr>
+          <w:ilvl w:val="0"/>
+          <w:numId w:val="12"/>
+        </w:numPr>
+        <w:rPr>
+          <w:rFonts w:asciiTheme="majorHAnsi" w:eastAsiaTheme="majorEastAsia" w:hAnsiTheme="majorHAnsi" w:cstheme="majorBidi"/>
+        </w:rPr>
+      </w:pPr>
+      <w:r>
+        <w:rPr>
+          <w:rFonts w:asciiTheme="majorHAnsi" w:eastAsiaTheme="majorEastAsia" w:hAnsiTheme="majorHAnsi" w:cstheme="majorBidi"/>
+        </w:rPr>
+        <w:t>Protección contra:</w:t>
+      </w:r>
+    </w:p>
+    <w:p>
+      <w:pPr>
+        <w:numPr>
+          <w:ilvl w:val="1"/>
+          <w:numId w:val="12"/>
+        </w:numPr>
+        <w:rPr>
+          <w:rFonts w:asciiTheme="majorHAnsi" w:eastAsiaTheme="majorEastAsia" w:hAnsiTheme="majorHAnsi" w:cstheme="majorBidi"/>
+        </w:rPr>
+      </w:pPr>
+      <w:r>
+        <w:rPr>
+          <w:rFonts w:asciiTheme="majorHAnsi" w:eastAsiaTheme="majorEastAsia" w:hAnsiTheme="majorHAnsi" w:cstheme="majorBidi"/>
+        </w:rPr>
+        <w:t>XSS</w:t>
+      </w:r>
+    </w:p>
+    <w:p>
+      <w:pPr>
+        <w:numPr>
+          <w:ilvl w:val="1"/>
+          <w:numId w:val="12"/>
+        </w:numPr>
+        <w:rPr>
+          <w:rFonts w:asciiTheme="majorHAnsi" w:eastAsiaTheme="majorEastAsia" w:hAnsiTheme="majorHAnsi" w:cstheme="majorBidi"/>
+        </w:rPr>
+      </w:pPr>
+      <w:r>
+        <w:rPr>
+          <w:rFonts w:asciiTheme="majorHAnsi" w:eastAsiaTheme="majorEastAsia" w:hAnsiTheme="majorHAnsi" w:cstheme="majorBidi"/>
+        </w:rPr>
+        <w:t>CSRF</w:t>
+      </w:r>
+    </w:p>
+    <w:p>
+      <w:pPr>
+        <w:numPr>
+          <w:ilvl w:val="0"/>
+          <w:numId w:val="12"/>
+        </w:numPr>
+        <w:rPr>
+          <w:rFonts w:asciiTheme="majorHAnsi" w:eastAsiaTheme="majorEastAsia" w:hAnsiTheme="majorHAnsi" w:cstheme="majorBidi"/>
+        </w:rPr>
+      </w:pPr>
+      <w:r>
+        <w:rPr>
+          <w:rFonts w:asciiTheme="majorHAnsi" w:eastAsiaTheme="majorEastAsia" w:hAnsiTheme="majorHAnsi" w:cstheme="majorBidi"/>
+        </w:rPr>
+        <w:lastRenderedPageBreak/>
+        <w:t>Manejo seguro de errores (sin exponer datos sensibles)</w:t>
+      </w:r>
+    </w:p>
+    <w:p>
+      <w:pPr>
+        <w:numPr>
+          <w:ilvl w:val="0"/>
+          <w:numId w:val="12"/>
+        </w:numPr>
+        <w:rPr>
+          <w:rFonts w:asciiTheme="majorHAnsi" w:eastAsiaTheme="majorEastAsia" w:hAnsiTheme="majorHAnsi" w:cstheme="majorBidi"/>
+        </w:rPr>
+      </w:pPr>
+      <w:r>
+        <w:rPr>
+          <w:rFonts w:asciiTheme="majorHAnsi" w:eastAsiaTheme="majorEastAsia" w:hAnsiTheme="majorHAnsi" w:cstheme="majorBidi"/>
+        </w:rPr>
+        <w:t>Uso de variables de entorno (.</w:t>
+      </w:r>
+      <w:proofErr w:type="spellStart"/>
+      <w:r>
+        <w:rPr>
+          <w:rFonts w:asciiTheme="majorHAnsi" w:eastAsiaTheme="majorEastAsia" w:hAnsiTheme="majorHAnsi" w:cstheme="majorBidi"/>
+        </w:rPr>
+        <w:t>env</w:t>
+      </w:r>
+      <w:proofErr w:type="spellEnd"/>
+      <w:r>
+        <w:rPr>
+          <w:rFonts w:asciiTheme="majorHAnsi" w:eastAsiaTheme="majorEastAsia" w:hAnsiTheme="majorHAnsi" w:cstheme="majorBidi"/>
+        </w:rPr>
+        <w:t>)</w:t>
+      </w:r>
+    </w:p>
+    <w:p>
+      <w:pPr>
+        <w:numPr>
+          <w:ilvl w:val="0"/>
+          <w:numId w:val="12"/>
+        </w:numPr>
+        <w:rPr>
+          <w:rFonts w:asciiTheme="majorHAnsi" w:eastAsiaTheme="majorEastAsia" w:hAnsiTheme="majorHAnsi" w:cstheme="majorBidi"/>
+        </w:rPr>
+      </w:pPr>
+      <w:r>
+        <w:rPr>
+          <w:rFonts w:asciiTheme="majorHAnsi" w:eastAsiaTheme="majorEastAsia" w:hAnsiTheme="majorHAnsi" w:cstheme="majorBidi"/>
+        </w:rPr>
+        <w:t xml:space="preserve">Rate </w:t>
+      </w:r>
+      <w:proofErr w:type="spellStart"/>
+      <w:r>
+        <w:rPr>
+          <w:rFonts w:asciiTheme="majorHAnsi" w:eastAsiaTheme="majorEastAsia" w:hAnsiTheme="majorHAnsi" w:cstheme="majorBidi"/>
+        </w:rPr>
+        <w:t>limiting</w:t>
+      </w:r>
+      <w:proofErr w:type="spellEnd"/>
+      <w:r>
+        <w:rPr>
+          <w:rFonts w:asciiTheme="majorHAnsi" w:eastAsiaTheme="majorEastAsia" w:hAnsiTheme="majorHAnsi" w:cstheme="majorBidi"/>
+        </w:rPr>
+        <w:t xml:space="preserve"> básico</w:t>
+      </w:r>
+    </w:p>
+    <w:p>
+      <w:pPr>
+        <w:numPr>
+          <w:ilvl w:val="0"/>
+          <w:numId w:val="12"/>
+        </w:numPr>
+        <w:rPr>
+          <w:rFonts w:asciiTheme="majorHAnsi" w:eastAsiaTheme="majorEastAsia" w:hAnsiTheme="majorHAnsi" w:cstheme="majorBidi"/>
+        </w:rPr>
+      </w:pPr>
+      <w:r>
+        <w:rPr>
+          <w:rFonts w:asciiTheme="majorHAnsi" w:eastAsiaTheme="majorEastAsia" w:hAnsiTheme="majorHAnsi" w:cstheme="majorBidi"/>
+        </w:rPr>
+        <w:t>Logs seguros</w:t>
+      </w:r>
+    </w:p>
+    <w:p>
+      <w:pPr>
+        <w:rPr>
+          <w:rFonts w:asciiTheme="majorHAnsi" w:eastAsiaTheme="majorEastAsia" w:hAnsiTheme="majorHAnsi" w:cstheme="majorBidi"/>
+        </w:rPr>
+      </w:pPr>
+      <w:r>
+        <w:rPr>
+          <w:rFonts w:asciiTheme="majorHAnsi" w:eastAsiaTheme="majorEastAsia" w:hAnsiTheme="majorHAnsi" w:cstheme="majorBidi"/>
+        </w:rPr>
+        <w:t>Además:</w:t>
+      </w:r>
+    </w:p>
+    <w:p>
+      <w:pPr>
+        <w:numPr>
+          <w:ilvl w:val="0"/>
+          <w:numId w:val="13"/>
+        </w:numPr>
+        <w:rPr>
+          <w:rFonts w:asciiTheme="majorHAnsi" w:eastAsiaTheme="majorEastAsia" w:hAnsiTheme="majorHAnsi" w:cstheme="majorBidi"/>
+        </w:rPr>
+      </w:pPr>
+      <w:r>
+        <w:rPr>
+          <w:rFonts w:asciiTheme="majorHAnsi" w:eastAsiaTheme="majorEastAsia" w:hAnsiTheme="majorHAnsi" w:cstheme="majorBidi"/>
+        </w:rPr>
+        <w:t>Explica brevemente cómo aplicaste cada medida</w:t>
+      </w:r>
+    </w:p>
+    <w:p>
+      <w:pPr>
+        <w:rPr>
+          <w:rFonts w:asciiTheme="majorHAnsi" w:eastAsiaTheme="majorEastAsia" w:hAnsiTheme="majorHAnsi" w:cstheme="majorBidi"/>
+          <w:b/>
+          <w:bCs/>
+        </w:rPr>
+      </w:pPr>
+      <w:r>
+        <w:rPr>
+          <w:rFonts w:asciiTheme="majorHAnsi" w:eastAsiaTheme="majorEastAsia" w:hAnsiTheme="majorHAnsi" w:cstheme="majorBidi"/>
+          <w:b/>
+          <w:bCs/>
+        </w:rPr>
+        <w:t>8. Buenas prácticas obligatorias</w:t>
+      </w:r>
+    </w:p>
+    <w:p>
+      <w:pPr>
+        <w:numPr>
+          <w:ilvl w:val="0"/>
+          <w:numId w:val="14"/>
+        </w:numPr>
+        <w:rPr>
+          <w:rFonts w:asciiTheme="majorHAnsi" w:eastAsiaTheme="majorEastAsia" w:hAnsiTheme="majorHAnsi" w:cstheme="majorBidi"/>
+        </w:rPr>
+      </w:pPr>
+      <w:r>
+        <w:rPr>
+          <w:rFonts w:asciiTheme="majorHAnsi" w:eastAsiaTheme="majorEastAsia" w:hAnsiTheme="majorHAnsi" w:cstheme="majorBidi"/>
+        </w:rPr>
+        <w:t>Código modular y limpio</w:t>
+      </w:r>
+    </w:p>
+    <w:p>
+      <w:pPr>
+        <w:numPr>
+          <w:ilvl w:val="0"/>
+          <w:numId w:val="14"/>
+        </w:numPr>
+        <w:rPr>
+          <w:rFonts w:asciiTheme="majorHAnsi" w:eastAsiaTheme="majorEastAsia" w:hAnsiTheme="majorHAnsi" w:cstheme="majorBidi"/>
+        </w:rPr>
+      </w:pPr>
+      <w:r>
+        <w:rPr>
+          <w:rFonts w:asciiTheme="majorHAnsi" w:eastAsiaTheme="majorEastAsia" w:hAnsiTheme="majorHAnsi" w:cstheme="majorBidi"/>
+        </w:rPr>
+        <w:t>Nombres claros</w:t>
+      </w:r>
+    </w:p>
+    <w:p>
+      <w:pPr>
+        <w:numPr>
+          <w:ilvl w:val="0"/>
+          <w:numId w:val="14"/>
+        </w:numPr>
+        <w:rPr>
+          <w:rFonts w:asciiTheme="majorHAnsi" w:eastAsiaTheme="majorEastAsia" w:hAnsiTheme="majorHAnsi" w:cstheme="majorBidi"/>
+        </w:rPr>
+      </w:pPr>
+      <w:r>
+        <w:rPr>
+          <w:rFonts w:asciiTheme="majorHAnsi" w:eastAsiaTheme="majorEastAsia" w:hAnsiTheme="majorHAnsi" w:cstheme="majorBidi"/>
+        </w:rPr>
+        <w:t>Manejo de errores</w:t>
+      </w:r>
+    </w:p>
+    <w:p>
+      <w:pPr>
+        <w:numPr>
+          <w:ilvl w:val="0"/>
+          <w:numId w:val="14"/>
+        </w:numPr>
+        <w:rPr>
+          <w:rFonts w:asciiTheme="majorHAnsi" w:eastAsiaTheme="majorEastAsia" w:hAnsiTheme="majorHAnsi" w:cstheme="majorBidi"/>
+        </w:rPr>
+      </w:pPr>
+      <w:r>
+        <w:rPr>
+          <w:rFonts w:asciiTheme="majorHAnsi" w:eastAsiaTheme="majorEastAsia" w:hAnsiTheme="majorHAnsi" w:cstheme="majorBidi"/>
+        </w:rPr>
+        <w:t>Validaciones</w:t>
+      </w:r>
+    </w:p>
+    <w:p>
+      <w:pPr>
+        <w:numPr>
+          <w:ilvl w:val="0"/>
+          <w:numId w:val="14"/>
+        </w:numPr>
+        <w:rPr>
+          <w:rFonts w:asciiTheme="majorHAnsi" w:eastAsiaTheme="majorEastAsia" w:hAnsiTheme="majorHAnsi" w:cstheme="majorBidi"/>
+        </w:rPr>
+      </w:pPr>
+      <w:r>
+        <w:rPr>
+          <w:rFonts w:asciiTheme="majorHAnsi" w:eastAsiaTheme="majorEastAsia" w:hAnsiTheme="majorHAnsi" w:cstheme="majorBidi"/>
+        </w:rPr>
+        <w:t xml:space="preserve">Uso de </w:t>
+      </w:r>
+      <w:proofErr w:type="spellStart"/>
+      <w:r>
+        <w:rPr>
+          <w:rFonts w:asciiTheme="majorHAnsi" w:eastAsiaTheme="majorEastAsia" w:hAnsiTheme="majorHAnsi" w:cstheme="majorBidi"/>
+        </w:rPr>
+        <w:t>async</w:t>
+      </w:r>
+      <w:proofErr w:type="spellEnd"/>
+      <w:r>
+        <w:rPr>
+          <w:rFonts w:asciiTheme="majorHAnsi" w:eastAsiaTheme="majorEastAsia" w:hAnsiTheme="majorHAnsi" w:cstheme="majorBidi"/>
+        </w:rPr>
+        <w:t>/</w:t>
+      </w:r>
+      <w:proofErr w:type="spellStart"/>
+      <w:r>
+        <w:rPr>
+          <w:rFonts w:asciiTheme="majorHAnsi" w:eastAsiaTheme="majorEastAsia" w:hAnsiTheme="majorHAnsi" w:cstheme="majorBidi"/>
+        </w:rPr>
+        <w:t>await</w:t>
+      </w:r>
+      <w:proofErr w:type="spellEnd"/>
+    </w:p>
+    <w:p>
+      <w:pPr>
+        <w:numPr>
+          <w:ilvl w:val="0"/>
+          <w:numId w:val="14"/>
+        </w:numPr>
+        <w:rPr>
+          <w:rFonts w:asciiTheme="majorHAnsi" w:eastAsiaTheme="majorEastAsia" w:hAnsiTheme="majorHAnsi" w:cstheme="majorBidi"/>
+        </w:rPr>
+      </w:pPr>
+      <w:r>
+        <w:rPr>
+          <w:rFonts w:asciiTheme="majorHAnsi" w:eastAsiaTheme="majorEastAsia" w:hAnsiTheme="majorHAnsi" w:cstheme="majorBidi"/>
+        </w:rPr>
+        <w:t>Separación de responsabilidades</w:t>
+      </w:r>
+    </w:p>
+    <w:p>
+      <w:pPr>
+        <w:rPr>
+          <w:rFonts w:asciiTheme="majorHAnsi" w:eastAsiaTheme="majorEastAsia" w:hAnsiTheme="majorHAnsi" w:cstheme="majorBidi"/>
+          <w:b/>
+          <w:bCs/>
+        </w:rPr>
+      </w:pPr>
+      <w:r>
+        <w:rPr>
+          <w:rFonts w:asciiTheme="majorHAnsi" w:eastAsiaTheme="majorEastAsia" w:hAnsiTheme="majorHAnsi" w:cstheme="majorBidi"/>
+          <w:b/>
+          <w:bCs/>
+        </w:rPr>
+        <w:t>9. Ejemplos funcionales</w:t>
+      </w:r>
+    </w:p>
+    <w:p>
+      <w:pPr>
+        <w:rPr>
+          <w:rFonts w:asciiTheme="majorHAnsi" w:eastAsiaTheme="majorEastAsia" w:hAnsiTheme="majorHAnsi" w:cstheme="majorBidi"/>
+        </w:rPr>
+      </w:pPr>
+      <w:r>
+        <w:rPr>
+          <w:rFonts w:asciiTheme="majorHAnsi" w:eastAsiaTheme="majorEastAsia" w:hAnsiTheme="majorHAnsi" w:cstheme="majorBidi"/>
+        </w:rPr>
+        <w:t>Incluye al menos:</w:t>
+      </w:r>
+    </w:p>
+    <w:p>
+      <w:pPr>
+        <w:numPr>
+          <w:ilvl w:val="0"/>
+          <w:numId w:val="15"/>
+        </w:numPr>
+        <w:rPr>
+          <w:rFonts w:asciiTheme="majorHAnsi" w:eastAsiaTheme="majorEastAsia" w:hAnsiTheme="majorHAnsi" w:cstheme="majorBidi"/>
+        </w:rPr>
+      </w:pPr>
+      <w:proofErr w:type="spellStart"/>
+      <w:r>
+        <w:rPr>
+          <w:rFonts w:asciiTheme="majorHAnsi" w:eastAsiaTheme="majorEastAsia" w:hAnsiTheme="majorHAnsi" w:cstheme="majorBidi"/>
+        </w:rPr>
+        <w:t>Endpoint</w:t>
+      </w:r>
+      <w:proofErr w:type="spellEnd"/>
+      <w:r>
+        <w:rPr>
+          <w:rFonts w:asciiTheme="majorHAnsi" w:eastAsiaTheme="majorEastAsia" w:hAnsiTheme="majorHAnsi" w:cstheme="majorBidi"/>
+        </w:rPr>
+        <w:t xml:space="preserve"> completo (</w:t>
+      </w:r>
+      <w:proofErr w:type="spellStart"/>
+      <w:r>
+        <w:rPr>
+          <w:rFonts w:asciiTheme="majorHAnsi" w:eastAsiaTheme="majorEastAsia" w:hAnsiTheme="majorHAnsi" w:cstheme="majorBidi"/>
+        </w:rPr>
+        <w:t>ej</w:t>
+      </w:r>
+      <w:proofErr w:type="spellEnd"/>
+      <w:r>
+        <w:rPr>
+          <w:rFonts w:asciiTheme="majorHAnsi" w:eastAsiaTheme="majorEastAsia" w:hAnsiTheme="majorHAnsi" w:cstheme="majorBidi"/>
+        </w:rPr>
+        <w:t>: registrar venta) con validación y seguridad</w:t>
+      </w:r>
+    </w:p>
+    <w:p>
+      <w:pPr>
+        <w:numPr>
+          <w:ilvl w:val="0"/>
+          <w:numId w:val="15"/>
+        </w:numPr>
+        <w:rPr>
+          <w:rFonts w:asciiTheme="majorHAnsi" w:eastAsiaTheme="majorEastAsia" w:hAnsiTheme="majorHAnsi" w:cstheme="majorBidi"/>
+        </w:rPr>
+      </w:pPr>
+      <w:r>
+        <w:rPr>
+          <w:rFonts w:asciiTheme="majorHAnsi" w:eastAsiaTheme="majorEastAsia" w:hAnsiTheme="majorHAnsi" w:cstheme="majorBidi"/>
+        </w:rPr>
+        <w:t xml:space="preserve">Flujo completo desde </w:t>
+      </w:r>
+      <w:proofErr w:type="spellStart"/>
+      <w:r>
+        <w:rPr>
+          <w:rFonts w:asciiTheme="majorHAnsi" w:eastAsiaTheme="majorEastAsia" w:hAnsiTheme="majorHAnsi" w:cstheme="majorBidi"/>
+        </w:rPr>
+        <w:t>frontend</w:t>
+      </w:r>
+      <w:proofErr w:type="spellEnd"/>
+      <w:r>
+        <w:rPr>
+          <w:rFonts w:asciiTheme="majorHAnsi" w:eastAsiaTheme="majorEastAsia" w:hAnsiTheme="majorHAnsi" w:cstheme="majorBidi"/>
+        </w:rPr>
+        <w:t xml:space="preserve"> → </w:t>
+      </w:r>
+      <w:proofErr w:type="spellStart"/>
+      <w:r>
+        <w:rPr>
+          <w:rFonts w:asciiTheme="majorHAnsi" w:eastAsiaTheme="majorEastAsia" w:hAnsiTheme="majorHAnsi" w:cstheme="majorBidi"/>
+        </w:rPr>
+        <w:t>backend</w:t>
+      </w:r>
+      <w:proofErr w:type="spellEnd"/>
+      <w:r>
+        <w:rPr>
+          <w:rFonts w:asciiTheme="majorHAnsi" w:eastAsiaTheme="majorEastAsia" w:hAnsiTheme="majorHAnsi" w:cstheme="majorBidi"/>
+        </w:rPr>
+        <w:t xml:space="preserve"> → base de datos</w:t>
+      </w:r>
+    </w:p>
+    <w:p>
+      <w:pPr>
+        <w:rPr>
+          <w:rFonts w:asciiTheme="majorHAnsi" w:eastAsiaTheme="majorEastAsia" w:hAnsiTheme="majorHAnsi" w:cstheme="majorBidi"/>
+          <w:b/>
+          <w:bCs/>
+        </w:rPr>
+      </w:pPr>
+      <w:r>
+        <w:rPr>
+          <w:rFonts w:asciiTheme="majorHAnsi" w:eastAsiaTheme="majorEastAsia" w:hAnsiTheme="majorHAnsi" w:cstheme="majorBidi"/>
+          <w:b/>
+          <w:bCs/>
+        </w:rPr>
+        <w:t>IMPORTANTE:</w:t>
+      </w:r>
+    </w:p>
+    <w:p>
+      <w:pPr>
+        <w:numPr>
+          <w:ilvl w:val="0"/>
+          <w:numId w:val="16"/>
+        </w:numPr>
+        <w:rPr>
+          <w:rFonts w:asciiTheme="majorHAnsi" w:eastAsiaTheme="majorEastAsia" w:hAnsiTheme="majorHAnsi" w:cstheme="majorBidi"/>
+        </w:rPr>
+      </w:pPr>
+      <w:r>
+        <w:rPr>
+          <w:rFonts w:asciiTheme="majorHAnsi" w:eastAsiaTheme="majorEastAsia" w:hAnsiTheme="majorHAnsi" w:cstheme="majorBidi"/>
+        </w:rPr>
+        <w:t>No generes solo fragmentos sueltos, todo debe estar conectado</w:t>
+      </w:r>
+    </w:p>
+    <w:p>
+      <w:pPr>
+        <w:numPr>
+          <w:ilvl w:val="0"/>
+          <w:numId w:val="16"/>
+        </w:numPr>
+        <w:rPr>
+          <w:rFonts w:asciiTheme="majorHAnsi" w:eastAsiaTheme="majorEastAsia" w:hAnsiTheme="majorHAnsi" w:cstheme="majorBidi"/>
+        </w:rPr>
+      </w:pPr>
+      <w:r>
+        <w:rPr>
+          <w:rFonts w:asciiTheme="majorHAnsi" w:eastAsiaTheme="majorEastAsia" w:hAnsiTheme="majorHAnsi" w:cstheme="majorBidi"/>
+        </w:rPr>
+        <w:t>El código debe ser coherente con la base de datos ya definida</w:t>
+      </w:r>
+    </w:p>
+    <w:p>
+      <w:pPr>
+        <w:numPr>
+          <w:ilvl w:val="0"/>
+          <w:numId w:val="16"/>
+        </w:numPr>
+        <w:rPr>
+          <w:rFonts w:asciiTheme="majorHAnsi" w:eastAsiaTheme="majorEastAsia" w:hAnsiTheme="majorHAnsi" w:cstheme="majorBidi"/>
+        </w:rPr>
+      </w:pPr>
+      <w:r>
+        <w:rPr>
+          <w:rFonts w:asciiTheme="majorHAnsi" w:eastAsiaTheme="majorEastAsia" w:hAnsiTheme="majorHAnsi" w:cstheme="majorBidi"/>
+        </w:rPr>
+        <w:t xml:space="preserve">Aplica seguridad en TODO el sistema, no solo en </w:t>
+      </w:r>
+      <w:proofErr w:type="spellStart"/>
+      <w:r>
+        <w:rPr>
+          <w:rFonts w:asciiTheme="majorHAnsi" w:eastAsiaTheme="majorEastAsia" w:hAnsiTheme="majorHAnsi" w:cstheme="majorBidi"/>
+        </w:rPr>
+        <w:t>login</w:t>
+      </w:r>
+      <w:proofErr w:type="spellEnd"/>
+    </w:p>
+    <w:p>
+      <w:pPr>
+        <w:numPr>
+          <w:ilvl w:val="0"/>
+          <w:numId w:val="16"/>
+        </w:numPr>
+        <w:rPr>
+          <w:rFonts w:asciiTheme="majorHAnsi" w:eastAsiaTheme="majorEastAsia" w:hAnsiTheme="majorHAnsi" w:cstheme="majorBidi"/>
+        </w:rPr>
+      </w:pPr>
+      <w:r>
+        <w:rPr>
+          <w:rFonts w:asciiTheme="majorHAnsi" w:eastAsiaTheme="majorEastAsia" w:hAnsiTheme="majorHAnsi" w:cstheme="majorBidi"/>
+        </w:rPr>
+        <w:t>Prioriza claridad sobre exceso de código</w:t>
+      </w:r>
+    </w:p>
+    <w:p>
+      <w:pPr>
+        <w:numPr>
+          <w:ilvl w:val="0"/>
+          <w:numId w:val="16"/>
+        </w:numPr>
+        <w:rPr>
+          <w:rFonts w:asciiTheme="majorHAnsi" w:eastAsiaTheme="majorEastAsia" w:hAnsiTheme="majorHAnsi" w:cstheme="majorBidi"/>
+        </w:rPr>
+      </w:pPr>
+      <w:r>
+        <w:rPr>
+          <w:rFonts w:asciiTheme="majorHAnsi" w:eastAsiaTheme="majorEastAsia" w:hAnsiTheme="majorHAnsi" w:cstheme="majorBidi"/>
+        </w:rPr>
+        <w:t>Si es muy largo, divide en partes organizadas</w:t>
+      </w:r>
+    </w:p>
+    <w:p>
+      <w:pPr>
+        <w:rPr>
+          <w:rFonts w:asciiTheme="majorHAnsi" w:eastAsiaTheme="majorEastAsia" w:hAnsiTheme="majorHAnsi" w:cstheme="majorBidi"/>
+        </w:rPr>
+      </w:pPr>
+    </w:p>
+    <w:p>
+      <w:pPr>
+        <w:rPr>
+          <w:rFonts w:asciiTheme="majorHAnsi" w:eastAsiaTheme="majorEastAsia" w:hAnsiTheme="majorHAnsi" w:cstheme="majorBidi"/>
+          <w:b/>
+          <w:bCs/>
+        </w:rPr>
+      </w:pPr>
+      <w:r>
+        <w:rPr>
+          <w:rFonts w:asciiTheme="majorHAnsi" w:eastAsiaTheme="majorEastAsia" w:hAnsiTheme="majorHAnsi" w:cstheme="majorBidi"/>
+          <w:b/>
+          <w:bCs/>
+        </w:rPr>
+        <w:t>SALIDA ESPERADA:</w:t>
+      </w:r>
+    </w:p>
+    <w:p>
+      <w:pPr>
+        <w:rPr>
+          <w:rFonts w:asciiTheme="majorHAnsi" w:eastAsiaTheme="majorEastAsia" w:hAnsiTheme="majorHAnsi" w:cstheme="majorBidi"/>
+        </w:rPr>
+      </w:pPr>
+      <w:r>
+        <w:rPr>
+          <w:rFonts w:asciiTheme="majorHAnsi" w:eastAsiaTheme="majorEastAsia" w:hAnsiTheme="majorHAnsi" w:cstheme="majorBidi"/>
+        </w:rPr>
+        <w:t>Un proyecto estructurado, seguro, funcional y listo como base real para desarrollo profesional.</w:t>
+      </w:r>
+    </w:p>
+    <w:p>
+      <w:pPr>
+        <w:rPr>
+          <w:rFonts w:asciiTheme="majorHAnsi" w:eastAsiaTheme="majorEastAsia" w:hAnsiTheme="majorHAnsi" w:cstheme="majorBidi"/>
+          <w:sz w:val="40"/>
+          <w:szCs w:val="40"/>
+        </w:rPr>
+      </w:pPr>
+    </w:p>
+    <w:p>
+      <w:pPr>
         <w:pStyle w:val="Ttulo1"/>
         <w:rPr>
           <w:b/>
@@ -3191,6 +5296,7 @@
           <w:bCs/>
           <w:color w:val="auto"/>
         </w:rPr>
+        <w:lastRenderedPageBreak/>
         <w:t xml:space="preserve">9. Pruebas unitarias [ Paso </w:t>
       </w:r>
       <w:proofErr w:type="gramStart"/>
@@ -3301,6 +5407,453 @@
 <file path=word/numbering.xml><?xml version="1.0" encoding="utf-8"?>
 <w:numbering xmlns:wpc="http://schemas.microsoft.com/office/word/2010/wordprocessingCanvas" xmlns:cx="http://schemas.microsoft.com/office/drawing/2014/chartex" xmlns:cx1="http://schemas.microsoft.com/office/drawing/2015/9/8/chartex" xmlns:cx2="http://schemas.microsoft.com/office/drawing/2015/10/21/chartex" xmlns:cx3="http://schemas.microsoft.com/office/drawing/2016/5/9/chartex" xmlns:cx4="http://schemas.microsoft.com/office/drawing/2016/5/10/chartex" xmlns:cx5="http://schemas.microsoft.com/office/drawing/2016/5/11/chartex" xmlns:cx6="http://schemas.microsoft.com/office/drawing/2016/5/12/chartex" xmlns:cx7="http://schemas.microsoft.com/office/drawing/2016/5/13/chartex" xmlns:cx8="http://schemas.microsoft.com/office/drawing/2016/5/14/chartex" xmlns:mc="http://schemas.openxmlformats.org/markup-compatibility/2006" xmlns:aink="http://schemas.microsoft.com/office/drawing/2016/ink" xmlns:am3d="http://schemas.microsoft.com/office/drawing/2017/model3d" xmlns:o="urn:schemas-microsoft-com:office:office" xmlns:oel="http://schemas.microsoft.com/office/2019/extlst" xmlns:r="http://schemas.openxmlformats.org/officeDocument/2006/relationships" xmlns:m="http://schemas.openxmlformats.org/officeDocument/2006/math" xmlns:v="urn:schemas-microsoft-com:vml" xmlns:wp14="http://schemas.microsoft.com/office/word/2010/wordprocessingDrawing" xmlns:wp="http://schemas.openxmlformats.org/drawingml/2006/wordprocessingDrawing" xmlns:w10="urn:schemas-microsoft-com:office:word" xmlns:w="http://schemas.openxmlformats.org/wordprocessingml/2006/main" xmlns:w14="http://schemas.microsoft.com/office/word/2010/wordml" xmlns:w15="http://schemas.microsoft.com/office/word/2012/wordml" xmlns:w16cex="http://schemas.microsoft.com/office/word/2018/wordml/cex" xmlns:w16cid="http://schemas.microsoft.com/office/word/2016/wordml/cid" xmlns:w16="http://schemas.microsoft.com/office/word/2018/wordml" xmlns:w16du="http://schemas.microsoft.com/office/word/2023/wordml/word16du" xmlns:w16sdtdh="http://schemas.microsoft.com/office/word/2020/wordml/sdtdatahash" xmlns:w16sdtfl="http://schemas.microsoft.com/office/word/2024/wordml/sdtformatlock" xmlns:w16se="http://schemas.microsoft.com/office/word/2015/wordml/symex" xmlns:wpg="http://schemas.microsoft.com/office/word/2010/wordprocessingGroup" xmlns:wpi="http://schemas.microsoft.com/office/word/2010/wordprocessingInk" xmlns:wne="http://schemas.microsoft.com/office/word/2006/wordml" xmlns:wps="http://schemas.microsoft.com/office/word/2010/wordprocessingShape" mc:Ignorable="w14 w15 w16se w16cid w16 w16cex w16sdtdh w16sdtfl w16du wp14">
   <w:abstractNum w:abstractNumId="0" w15:restartNumberingAfterBreak="0">
+    <w:nsid w:val="0266398F"/>
+    <w:multiLevelType w:val="multilevel"/>
+    <w:tmpl w:val="CC8EE6D4"/>
+    <w:lvl w:ilvl="0">
+      <w:start w:val="1"/>
+      <w:numFmt w:val="bullet"/>
+      <w:lvlText w:val=""/>
+      <w:lvlJc w:val="left"/>
+      <w:pPr>
+        <w:tabs>
+          <w:tab w:val="num" w:pos="720"/>
+        </w:tabs>
+        <w:ind w:left="720" w:hanging="360"/>
+      </w:pPr>
+      <w:rPr>
+        <w:rFonts w:ascii="Symbol" w:hAnsi="Symbol" w:hint="default"/>
+        <w:sz w:val="20"/>
+      </w:rPr>
+    </w:lvl>
+    <w:lvl w:ilvl="1" w:tentative="1">
+      <w:start w:val="1"/>
+      <w:numFmt w:val="bullet"/>
+      <w:lvlText w:val="o"/>
+      <w:lvlJc w:val="left"/>
+      <w:pPr>
+        <w:tabs>
+          <w:tab w:val="num" w:pos="1440"/>
+        </w:tabs>
+        <w:ind w:left="1440" w:hanging="360"/>
+      </w:pPr>
+      <w:rPr>
+        <w:rFonts w:ascii="Courier New" w:hAnsi="Courier New" w:hint="default"/>
+        <w:sz w:val="20"/>
+      </w:rPr>
+    </w:lvl>
+    <w:lvl w:ilvl="2" w:tentative="1">
+      <w:start w:val="1"/>
+      <w:numFmt w:val="bullet"/>
+      <w:lvlText w:val=""/>
+      <w:lvlJc w:val="left"/>
+      <w:pPr>
+        <w:tabs>
+          <w:tab w:val="num" w:pos="2160"/>
+        </w:tabs>
+        <w:ind w:left="2160" w:hanging="360"/>
+      </w:pPr>
+      <w:rPr>
+        <w:rFonts w:ascii="Wingdings" w:hAnsi="Wingdings" w:hint="default"/>
+        <w:sz w:val="20"/>
+      </w:rPr>
+    </w:lvl>
+    <w:lvl w:ilvl="3" w:tentative="1">
+      <w:start w:val="1"/>
+      <w:numFmt w:val="bullet"/>
+      <w:lvlText w:val=""/>
+      <w:lvlJc w:val="left"/>
+      <w:pPr>
+        <w:tabs>
+          <w:tab w:val="num" w:pos="2880"/>
+        </w:tabs>
+        <w:ind w:left="2880" w:hanging="360"/>
+      </w:pPr>
+      <w:rPr>
+        <w:rFonts w:ascii="Wingdings" w:hAnsi="Wingdings" w:hint="default"/>
+        <w:sz w:val="20"/>
+      </w:rPr>
+    </w:lvl>
+    <w:lvl w:ilvl="4" w:tentative="1">
+      <w:start w:val="1"/>
+      <w:numFmt w:val="bullet"/>
+      <w:lvlText w:val=""/>
+      <w:lvlJc w:val="left"/>
+      <w:pPr>
+        <w:tabs>
+          <w:tab w:val="num" w:pos="3600"/>
+        </w:tabs>
+        <w:ind w:left="3600" w:hanging="360"/>
+      </w:pPr>
+      <w:rPr>
+        <w:rFonts w:ascii="Wingdings" w:hAnsi="Wingdings" w:hint="default"/>
+        <w:sz w:val="20"/>
+      </w:rPr>
+    </w:lvl>
+    <w:lvl w:ilvl="5" w:tentative="1">
+      <w:start w:val="1"/>
+      <w:numFmt w:val="bullet"/>
+      <w:lvlText w:val=""/>
+      <w:lvlJc w:val="left"/>
+      <w:pPr>
+        <w:tabs>
+          <w:tab w:val="num" w:pos="4320"/>
+        </w:tabs>
+        <w:ind w:left="4320" w:hanging="360"/>
+      </w:pPr>
+      <w:rPr>
+        <w:rFonts w:ascii="Wingdings" w:hAnsi="Wingdings" w:hint="default"/>
+        <w:sz w:val="20"/>
+      </w:rPr>
+    </w:lvl>
+    <w:lvl w:ilvl="6" w:tentative="1">
+      <w:start w:val="1"/>
+      <w:numFmt w:val="bullet"/>
+      <w:lvlText w:val=""/>
+      <w:lvlJc w:val="left"/>
+      <w:pPr>
+        <w:tabs>
+          <w:tab w:val="num" w:pos="5040"/>
+        </w:tabs>
+        <w:ind w:left="5040" w:hanging="360"/>
+      </w:pPr>
+      <w:rPr>
+        <w:rFonts w:ascii="Wingdings" w:hAnsi="Wingdings" w:hint="default"/>
+        <w:sz w:val="20"/>
+      </w:rPr>
+    </w:lvl>
+    <w:lvl w:ilvl="7" w:tentative="1">
+      <w:start w:val="1"/>
+      <w:numFmt w:val="bullet"/>
+      <w:lvlText w:val=""/>
+      <w:lvlJc w:val="left"/>
+      <w:pPr>
+        <w:tabs>
+          <w:tab w:val="num" w:pos="5760"/>
+        </w:tabs>
+        <w:ind w:left="5760" w:hanging="360"/>
+      </w:pPr>
+      <w:rPr>
+        <w:rFonts w:ascii="Wingdings" w:hAnsi="Wingdings" w:hint="default"/>
+        <w:sz w:val="20"/>
+      </w:rPr>
+    </w:lvl>
+    <w:lvl w:ilvl="8" w:tentative="1">
+      <w:start w:val="1"/>
+      <w:numFmt w:val="bullet"/>
+      <w:lvlText w:val=""/>
+      <w:lvlJc w:val="left"/>
+      <w:pPr>
+        <w:tabs>
+          <w:tab w:val="num" w:pos="6480"/>
+        </w:tabs>
+        <w:ind w:left="6480" w:hanging="360"/>
+      </w:pPr>
+      <w:rPr>
+        <w:rFonts w:ascii="Wingdings" w:hAnsi="Wingdings" w:hint="default"/>
+        <w:sz w:val="20"/>
+      </w:rPr>
+    </w:lvl>
+  </w:abstractNum>
+  <w:abstractNum w:abstractNumId="1" w15:restartNumberingAfterBreak="0">
+    <w:nsid w:val="12AD2A5E"/>
+    <w:multiLevelType w:val="multilevel"/>
+    <w:tmpl w:val="0FD4A19A"/>
+    <w:lvl w:ilvl="0">
+      <w:start w:val="1"/>
+      <w:numFmt w:val="bullet"/>
+      <w:lvlText w:val=""/>
+      <w:lvlJc w:val="left"/>
+      <w:pPr>
+        <w:tabs>
+          <w:tab w:val="num" w:pos="720"/>
+        </w:tabs>
+        <w:ind w:left="720" w:hanging="360"/>
+      </w:pPr>
+      <w:rPr>
+        <w:rFonts w:ascii="Symbol" w:hAnsi="Symbol" w:hint="default"/>
+        <w:sz w:val="20"/>
+      </w:rPr>
+    </w:lvl>
+    <w:lvl w:ilvl="1" w:tentative="1">
+      <w:start w:val="1"/>
+      <w:numFmt w:val="bullet"/>
+      <w:lvlText w:val="o"/>
+      <w:lvlJc w:val="left"/>
+      <w:pPr>
+        <w:tabs>
+          <w:tab w:val="num" w:pos="1440"/>
+        </w:tabs>
+        <w:ind w:left="1440" w:hanging="360"/>
+      </w:pPr>
+      <w:rPr>
+        <w:rFonts w:ascii="Courier New" w:hAnsi="Courier New" w:hint="default"/>
+        <w:sz w:val="20"/>
+      </w:rPr>
+    </w:lvl>
+    <w:lvl w:ilvl="2" w:tentative="1">
+      <w:start w:val="1"/>
+      <w:numFmt w:val="bullet"/>
+      <w:lvlText w:val=""/>
+      <w:lvlJc w:val="left"/>
+      <w:pPr>
+        <w:tabs>
+          <w:tab w:val="num" w:pos="2160"/>
+        </w:tabs>
+        <w:ind w:left="2160" w:hanging="360"/>
+      </w:pPr>
+      <w:rPr>
+        <w:rFonts w:ascii="Wingdings" w:hAnsi="Wingdings" w:hint="default"/>
+        <w:sz w:val="20"/>
+      </w:rPr>
+    </w:lvl>
+    <w:lvl w:ilvl="3" w:tentative="1">
+      <w:start w:val="1"/>
+      <w:numFmt w:val="bullet"/>
+      <w:lvlText w:val=""/>
+      <w:lvlJc w:val="left"/>
+      <w:pPr>
+        <w:tabs>
+          <w:tab w:val="num" w:pos="2880"/>
+        </w:tabs>
+        <w:ind w:left="2880" w:hanging="360"/>
+      </w:pPr>
+      <w:rPr>
+        <w:rFonts w:ascii="Wingdings" w:hAnsi="Wingdings" w:hint="default"/>
+        <w:sz w:val="20"/>
+      </w:rPr>
+    </w:lvl>
+    <w:lvl w:ilvl="4" w:tentative="1">
+      <w:start w:val="1"/>
+      <w:numFmt w:val="bullet"/>
+      <w:lvlText w:val=""/>
+      <w:lvlJc w:val="left"/>
+      <w:pPr>
+        <w:tabs>
+          <w:tab w:val="num" w:pos="3600"/>
+        </w:tabs>
+        <w:ind w:left="3600" w:hanging="360"/>
+      </w:pPr>
+      <w:rPr>
+        <w:rFonts w:ascii="Wingdings" w:hAnsi="Wingdings" w:hint="default"/>
+        <w:sz w:val="20"/>
+      </w:rPr>
+    </w:lvl>
+    <w:lvl w:ilvl="5" w:tentative="1">
+      <w:start w:val="1"/>
+      <w:numFmt w:val="bullet"/>
+      <w:lvlText w:val=""/>
+      <w:lvlJc w:val="left"/>
+      <w:pPr>
+        <w:tabs>
+          <w:tab w:val="num" w:pos="4320"/>
+        </w:tabs>
+        <w:ind w:left="4320" w:hanging="360"/>
+      </w:pPr>
+      <w:rPr>
+        <w:rFonts w:ascii="Wingdings" w:hAnsi="Wingdings" w:hint="default"/>
+        <w:sz w:val="20"/>
+      </w:rPr>
+    </w:lvl>
+    <w:lvl w:ilvl="6" w:tentative="1">
+      <w:start w:val="1"/>
+      <w:numFmt w:val="bullet"/>
+      <w:lvlText w:val=""/>
+      <w:lvlJc w:val="left"/>
+      <w:pPr>
+        <w:tabs>
+          <w:tab w:val="num" w:pos="5040"/>
+        </w:tabs>
+        <w:ind w:left="5040" w:hanging="360"/>
+      </w:pPr>
+      <w:rPr>
+        <w:rFonts w:ascii="Wingdings" w:hAnsi="Wingdings" w:hint="default"/>
+        <w:sz w:val="20"/>
+      </w:rPr>
+    </w:lvl>
+    <w:lvl w:ilvl="7" w:tentative="1">
+      <w:start w:val="1"/>
+      <w:numFmt w:val="bullet"/>
+      <w:lvlText w:val=""/>
+      <w:lvlJc w:val="left"/>
+      <w:pPr>
+        <w:tabs>
+          <w:tab w:val="num" w:pos="5760"/>
+        </w:tabs>
+        <w:ind w:left="5760" w:hanging="360"/>
+      </w:pPr>
+      <w:rPr>
+        <w:rFonts w:ascii="Wingdings" w:hAnsi="Wingdings" w:hint="default"/>
+        <w:sz w:val="20"/>
+      </w:rPr>
+    </w:lvl>
+    <w:lvl w:ilvl="8" w:tentative="1">
+      <w:start w:val="1"/>
+      <w:numFmt w:val="bullet"/>
+      <w:lvlText w:val=""/>
+      <w:lvlJc w:val="left"/>
+      <w:pPr>
+        <w:tabs>
+          <w:tab w:val="num" w:pos="6480"/>
+        </w:tabs>
+        <w:ind w:left="6480" w:hanging="360"/>
+      </w:pPr>
+      <w:rPr>
+        <w:rFonts w:ascii="Wingdings" w:hAnsi="Wingdings" w:hint="default"/>
+        <w:sz w:val="20"/>
+      </w:rPr>
+    </w:lvl>
+  </w:abstractNum>
+  <w:abstractNum w:abstractNumId="2" w15:restartNumberingAfterBreak="0">
+    <w:nsid w:val="17751E7F"/>
+    <w:multiLevelType w:val="multilevel"/>
+    <w:tmpl w:val="547EFE96"/>
+    <w:lvl w:ilvl="0">
+      <w:start w:val="1"/>
+      <w:numFmt w:val="bullet"/>
+      <w:lvlText w:val=""/>
+      <w:lvlJc w:val="left"/>
+      <w:pPr>
+        <w:tabs>
+          <w:tab w:val="num" w:pos="720"/>
+        </w:tabs>
+        <w:ind w:left="720" w:hanging="360"/>
+      </w:pPr>
+      <w:rPr>
+        <w:rFonts w:ascii="Symbol" w:hAnsi="Symbol" w:hint="default"/>
+        <w:sz w:val="20"/>
+      </w:rPr>
+    </w:lvl>
+    <w:lvl w:ilvl="1" w:tentative="1">
+      <w:start w:val="1"/>
+      <w:numFmt w:val="bullet"/>
+      <w:lvlText w:val="o"/>
+      <w:lvlJc w:val="left"/>
+      <w:pPr>
+        <w:tabs>
+          <w:tab w:val="num" w:pos="1440"/>
+        </w:tabs>
+        <w:ind w:left="1440" w:hanging="360"/>
+      </w:pPr>
+      <w:rPr>
+        <w:rFonts w:ascii="Courier New" w:hAnsi="Courier New" w:hint="default"/>
+        <w:sz w:val="20"/>
+      </w:rPr>
+    </w:lvl>
+    <w:lvl w:ilvl="2" w:tentative="1">
+      <w:start w:val="1"/>
+      <w:numFmt w:val="bullet"/>
+      <w:lvlText w:val=""/>
+      <w:lvlJc w:val="left"/>
+      <w:pPr>
+        <w:tabs>
+          <w:tab w:val="num" w:pos="2160"/>
+        </w:tabs>
+        <w:ind w:left="2160" w:hanging="360"/>
+      </w:pPr>
+      <w:rPr>
+        <w:rFonts w:ascii="Wingdings" w:hAnsi="Wingdings" w:hint="default"/>
+        <w:sz w:val="20"/>
+      </w:rPr>
+    </w:lvl>
+    <w:lvl w:ilvl="3" w:tentative="1">
+      <w:start w:val="1"/>
+      <w:numFmt w:val="bullet"/>
+      <w:lvlText w:val=""/>
+      <w:lvlJc w:val="left"/>
+      <w:pPr>
+        <w:tabs>
+          <w:tab w:val="num" w:pos="2880"/>
+        </w:tabs>
+        <w:ind w:left="2880" w:hanging="360"/>
+      </w:pPr>
+      <w:rPr>
+        <w:rFonts w:ascii="Wingdings" w:hAnsi="Wingdings" w:hint="default"/>
+        <w:sz w:val="20"/>
+      </w:rPr>
+    </w:lvl>
+    <w:lvl w:ilvl="4" w:tentative="1">
+      <w:start w:val="1"/>
+      <w:numFmt w:val="bullet"/>
+      <w:lvlText w:val=""/>
+      <w:lvlJc w:val="left"/>
+      <w:pPr>
+        <w:tabs>
+          <w:tab w:val="num" w:pos="3600"/>
+        </w:tabs>
+        <w:ind w:left="3600" w:hanging="360"/>
+      </w:pPr>
+      <w:rPr>
+        <w:rFonts w:ascii="Wingdings" w:hAnsi="Wingdings" w:hint="default"/>
+        <w:sz w:val="20"/>
+      </w:rPr>
+    </w:lvl>
+    <w:lvl w:ilvl="5" w:tentative="1">
+      <w:start w:val="1"/>
+      <w:numFmt w:val="bullet"/>
+      <w:lvlText w:val=""/>
+      <w:lvlJc w:val="left"/>
+      <w:pPr>
+        <w:tabs>
+          <w:tab w:val="num" w:pos="4320"/>
+        </w:tabs>
+        <w:ind w:left="4320" w:hanging="360"/>
+      </w:pPr>
+      <w:rPr>
+        <w:rFonts w:ascii="Wingdings" w:hAnsi="Wingdings" w:hint="default"/>
+        <w:sz w:val="20"/>
+      </w:rPr>
+    </w:lvl>
+    <w:lvl w:ilvl="6" w:tentative="1">
+      <w:start w:val="1"/>
+      <w:numFmt w:val="bullet"/>
+      <w:lvlText w:val=""/>
+      <w:lvlJc w:val="left"/>
+      <w:pPr>
+        <w:tabs>
+          <w:tab w:val="num" w:pos="5040"/>
+        </w:tabs>
+        <w:ind w:left="5040" w:hanging="360"/>
+      </w:pPr>
+      <w:rPr>
+        <w:rFonts w:ascii="Wingdings" w:hAnsi="Wingdings" w:hint="default"/>
+        <w:sz w:val="20"/>
+      </w:rPr>
+    </w:lvl>
+    <w:lvl w:ilvl="7" w:tentative="1">
+      <w:start w:val="1"/>
+      <w:numFmt w:val="bullet"/>
+      <w:lvlText w:val=""/>
+      <w:lvlJc w:val="left"/>
+      <w:pPr>
+        <w:tabs>
+          <w:tab w:val="num" w:pos="5760"/>
+        </w:tabs>
+        <w:ind w:left="5760" w:hanging="360"/>
+      </w:pPr>
+      <w:rPr>
+        <w:rFonts w:ascii="Wingdings" w:hAnsi="Wingdings" w:hint="default"/>
+        <w:sz w:val="20"/>
+      </w:rPr>
+    </w:lvl>
+    <w:lvl w:ilvl="8" w:tentative="1">
+      <w:start w:val="1"/>
+      <w:numFmt w:val="bullet"/>
+      <w:lvlText w:val=""/>
+      <w:lvlJc w:val="left"/>
+      <w:pPr>
+        <w:tabs>
+          <w:tab w:val="num" w:pos="6480"/>
+        </w:tabs>
+        <w:ind w:left="6480" w:hanging="360"/>
+      </w:pPr>
+      <w:rPr>
+        <w:rFonts w:ascii="Wingdings" w:hAnsi="Wingdings" w:hint="default"/>
+        <w:sz w:val="20"/>
+      </w:rPr>
+    </w:lvl>
+  </w:abstractNum>
+  <w:abstractNum w:abstractNumId="3" w15:restartNumberingAfterBreak="0">
     <w:nsid w:val="1FEC505A"/>
     <w:multiLevelType w:val="hybridMultilevel"/>
     <w:tmpl w:val="FEDCEFA8"/>
@@ -3389,7 +5942,7 @@
       </w:pPr>
     </w:lvl>
   </w:abstractNum>
-  <w:abstractNum w:abstractNumId="1" w15:restartNumberingAfterBreak="0">
+  <w:abstractNum w:abstractNumId="4" w15:restartNumberingAfterBreak="0">
     <w:nsid w:val="37AC7E11"/>
     <w:multiLevelType w:val="multilevel"/>
     <w:tmpl w:val="384E560C"/>
@@ -3538,7 +6091,7 @@
       </w:rPr>
     </w:lvl>
   </w:abstractNum>
-  <w:abstractNum w:abstractNumId="2" w15:restartNumberingAfterBreak="0">
+  <w:abstractNum w:abstractNumId="5" w15:restartNumberingAfterBreak="0">
     <w:nsid w:val="390C4589"/>
     <w:multiLevelType w:val="multilevel"/>
     <w:tmpl w:val="C5307D3C"/>
@@ -3655,7 +6208,7 @@
       </w:pPr>
     </w:lvl>
   </w:abstractNum>
-  <w:abstractNum w:abstractNumId="3" w15:restartNumberingAfterBreak="0">
+  <w:abstractNum w:abstractNumId="6" w15:restartNumberingAfterBreak="0">
     <w:nsid w:val="43FF5C67"/>
     <w:multiLevelType w:val="multilevel"/>
     <w:tmpl w:val="26E23726"/>
@@ -3776,16 +6329,1393 @@
       </w:pPr>
     </w:lvl>
   </w:abstractNum>
+  <w:abstractNum w:abstractNumId="7" w15:restartNumberingAfterBreak="0">
+    <w:nsid w:val="4ED924AB"/>
+    <w:multiLevelType w:val="multilevel"/>
+    <w:tmpl w:val="D6F4F564"/>
+    <w:lvl w:ilvl="0">
+      <w:start w:val="1"/>
+      <w:numFmt w:val="bullet"/>
+      <w:lvlText w:val=""/>
+      <w:lvlJc w:val="left"/>
+      <w:pPr>
+        <w:tabs>
+          <w:tab w:val="num" w:pos="720"/>
+        </w:tabs>
+        <w:ind w:left="720" w:hanging="360"/>
+      </w:pPr>
+      <w:rPr>
+        <w:rFonts w:ascii="Symbol" w:hAnsi="Symbol" w:hint="default"/>
+        <w:sz w:val="20"/>
+      </w:rPr>
+    </w:lvl>
+    <w:lvl w:ilvl="1" w:tentative="1">
+      <w:start w:val="1"/>
+      <w:numFmt w:val="bullet"/>
+      <w:lvlText w:val="o"/>
+      <w:lvlJc w:val="left"/>
+      <w:pPr>
+        <w:tabs>
+          <w:tab w:val="num" w:pos="1440"/>
+        </w:tabs>
+        <w:ind w:left="1440" w:hanging="360"/>
+      </w:pPr>
+      <w:rPr>
+        <w:rFonts w:ascii="Courier New" w:hAnsi="Courier New" w:hint="default"/>
+        <w:sz w:val="20"/>
+      </w:rPr>
+    </w:lvl>
+    <w:lvl w:ilvl="2" w:tentative="1">
+      <w:start w:val="1"/>
+      <w:numFmt w:val="bullet"/>
+      <w:lvlText w:val=""/>
+      <w:lvlJc w:val="left"/>
+      <w:pPr>
+        <w:tabs>
+          <w:tab w:val="num" w:pos="2160"/>
+        </w:tabs>
+        <w:ind w:left="2160" w:hanging="360"/>
+      </w:pPr>
+      <w:rPr>
+        <w:rFonts w:ascii="Wingdings" w:hAnsi="Wingdings" w:hint="default"/>
+        <w:sz w:val="20"/>
+      </w:rPr>
+    </w:lvl>
+    <w:lvl w:ilvl="3" w:tentative="1">
+      <w:start w:val="1"/>
+      <w:numFmt w:val="bullet"/>
+      <w:lvlText w:val=""/>
+      <w:lvlJc w:val="left"/>
+      <w:pPr>
+        <w:tabs>
+          <w:tab w:val="num" w:pos="2880"/>
+        </w:tabs>
+        <w:ind w:left="2880" w:hanging="360"/>
+      </w:pPr>
+      <w:rPr>
+        <w:rFonts w:ascii="Wingdings" w:hAnsi="Wingdings" w:hint="default"/>
+        <w:sz w:val="20"/>
+      </w:rPr>
+    </w:lvl>
+    <w:lvl w:ilvl="4" w:tentative="1">
+      <w:start w:val="1"/>
+      <w:numFmt w:val="bullet"/>
+      <w:lvlText w:val=""/>
+      <w:lvlJc w:val="left"/>
+      <w:pPr>
+        <w:tabs>
+          <w:tab w:val="num" w:pos="3600"/>
+        </w:tabs>
+        <w:ind w:left="3600" w:hanging="360"/>
+      </w:pPr>
+      <w:rPr>
+        <w:rFonts w:ascii="Wingdings" w:hAnsi="Wingdings" w:hint="default"/>
+        <w:sz w:val="20"/>
+      </w:rPr>
+    </w:lvl>
+    <w:lvl w:ilvl="5" w:tentative="1">
+      <w:start w:val="1"/>
+      <w:numFmt w:val="bullet"/>
+      <w:lvlText w:val=""/>
+      <w:lvlJc w:val="left"/>
+      <w:pPr>
+        <w:tabs>
+          <w:tab w:val="num" w:pos="4320"/>
+        </w:tabs>
+        <w:ind w:left="4320" w:hanging="360"/>
+      </w:pPr>
+      <w:rPr>
+        <w:rFonts w:ascii="Wingdings" w:hAnsi="Wingdings" w:hint="default"/>
+        <w:sz w:val="20"/>
+      </w:rPr>
+    </w:lvl>
+    <w:lvl w:ilvl="6" w:tentative="1">
+      <w:start w:val="1"/>
+      <w:numFmt w:val="bullet"/>
+      <w:lvlText w:val=""/>
+      <w:lvlJc w:val="left"/>
+      <w:pPr>
+        <w:tabs>
+          <w:tab w:val="num" w:pos="5040"/>
+        </w:tabs>
+        <w:ind w:left="5040" w:hanging="360"/>
+      </w:pPr>
+      <w:rPr>
+        <w:rFonts w:ascii="Wingdings" w:hAnsi="Wingdings" w:hint="default"/>
+        <w:sz w:val="20"/>
+      </w:rPr>
+    </w:lvl>
+    <w:lvl w:ilvl="7" w:tentative="1">
+      <w:start w:val="1"/>
+      <w:numFmt w:val="bullet"/>
+      <w:lvlText w:val=""/>
+      <w:lvlJc w:val="left"/>
+      <w:pPr>
+        <w:tabs>
+          <w:tab w:val="num" w:pos="5760"/>
+        </w:tabs>
+        <w:ind w:left="5760" w:hanging="360"/>
+      </w:pPr>
+      <w:rPr>
+        <w:rFonts w:ascii="Wingdings" w:hAnsi="Wingdings" w:hint="default"/>
+        <w:sz w:val="20"/>
+      </w:rPr>
+    </w:lvl>
+    <w:lvl w:ilvl="8" w:tentative="1">
+      <w:start w:val="1"/>
+      <w:numFmt w:val="bullet"/>
+      <w:lvlText w:val=""/>
+      <w:lvlJc w:val="left"/>
+      <w:pPr>
+        <w:tabs>
+          <w:tab w:val="num" w:pos="6480"/>
+        </w:tabs>
+        <w:ind w:left="6480" w:hanging="360"/>
+      </w:pPr>
+      <w:rPr>
+        <w:rFonts w:ascii="Wingdings" w:hAnsi="Wingdings" w:hint="default"/>
+        <w:sz w:val="20"/>
+      </w:rPr>
+    </w:lvl>
+  </w:abstractNum>
+  <w:abstractNum w:abstractNumId="8" w15:restartNumberingAfterBreak="0">
+    <w:nsid w:val="55723348"/>
+    <w:multiLevelType w:val="multilevel"/>
+    <w:tmpl w:val="02E8F4DA"/>
+    <w:lvl w:ilvl="0">
+      <w:start w:val="1"/>
+      <w:numFmt w:val="bullet"/>
+      <w:lvlText w:val=""/>
+      <w:lvlJc w:val="left"/>
+      <w:pPr>
+        <w:tabs>
+          <w:tab w:val="num" w:pos="720"/>
+        </w:tabs>
+        <w:ind w:left="720" w:hanging="360"/>
+      </w:pPr>
+      <w:rPr>
+        <w:rFonts w:ascii="Symbol" w:hAnsi="Symbol" w:hint="default"/>
+        <w:sz w:val="20"/>
+      </w:rPr>
+    </w:lvl>
+    <w:lvl w:ilvl="1">
+      <w:start w:val="1"/>
+      <w:numFmt w:val="bullet"/>
+      <w:lvlText w:val="o"/>
+      <w:lvlJc w:val="left"/>
+      <w:pPr>
+        <w:tabs>
+          <w:tab w:val="num" w:pos="1440"/>
+        </w:tabs>
+        <w:ind w:left="1440" w:hanging="360"/>
+      </w:pPr>
+      <w:rPr>
+        <w:rFonts w:ascii="Courier New" w:hAnsi="Courier New" w:hint="default"/>
+        <w:sz w:val="20"/>
+      </w:rPr>
+    </w:lvl>
+    <w:lvl w:ilvl="2" w:tentative="1">
+      <w:start w:val="1"/>
+      <w:numFmt w:val="bullet"/>
+      <w:lvlText w:val=""/>
+      <w:lvlJc w:val="left"/>
+      <w:pPr>
+        <w:tabs>
+          <w:tab w:val="num" w:pos="2160"/>
+        </w:tabs>
+        <w:ind w:left="2160" w:hanging="360"/>
+      </w:pPr>
+      <w:rPr>
+        <w:rFonts w:ascii="Wingdings" w:hAnsi="Wingdings" w:hint="default"/>
+        <w:sz w:val="20"/>
+      </w:rPr>
+    </w:lvl>
+    <w:lvl w:ilvl="3" w:tentative="1">
+      <w:start w:val="1"/>
+      <w:numFmt w:val="bullet"/>
+      <w:lvlText w:val=""/>
+      <w:lvlJc w:val="left"/>
+      <w:pPr>
+        <w:tabs>
+          <w:tab w:val="num" w:pos="2880"/>
+        </w:tabs>
+        <w:ind w:left="2880" w:hanging="360"/>
+      </w:pPr>
+      <w:rPr>
+        <w:rFonts w:ascii="Wingdings" w:hAnsi="Wingdings" w:hint="default"/>
+        <w:sz w:val="20"/>
+      </w:rPr>
+    </w:lvl>
+    <w:lvl w:ilvl="4" w:tentative="1">
+      <w:start w:val="1"/>
+      <w:numFmt w:val="bullet"/>
+      <w:lvlText w:val=""/>
+      <w:lvlJc w:val="left"/>
+      <w:pPr>
+        <w:tabs>
+          <w:tab w:val="num" w:pos="3600"/>
+        </w:tabs>
+        <w:ind w:left="3600" w:hanging="360"/>
+      </w:pPr>
+      <w:rPr>
+        <w:rFonts w:ascii="Wingdings" w:hAnsi="Wingdings" w:hint="default"/>
+        <w:sz w:val="20"/>
+      </w:rPr>
+    </w:lvl>
+    <w:lvl w:ilvl="5" w:tentative="1">
+      <w:start w:val="1"/>
+      <w:numFmt w:val="bullet"/>
+      <w:lvlText w:val=""/>
+      <w:lvlJc w:val="left"/>
+      <w:pPr>
+        <w:tabs>
+          <w:tab w:val="num" w:pos="4320"/>
+        </w:tabs>
+        <w:ind w:left="4320" w:hanging="360"/>
+      </w:pPr>
+      <w:rPr>
+        <w:rFonts w:ascii="Wingdings" w:hAnsi="Wingdings" w:hint="default"/>
+        <w:sz w:val="20"/>
+      </w:rPr>
+    </w:lvl>
+    <w:lvl w:ilvl="6" w:tentative="1">
+      <w:start w:val="1"/>
+      <w:numFmt w:val="bullet"/>
+      <w:lvlText w:val=""/>
+      <w:lvlJc w:val="left"/>
+      <w:pPr>
+        <w:tabs>
+          <w:tab w:val="num" w:pos="5040"/>
+        </w:tabs>
+        <w:ind w:left="5040" w:hanging="360"/>
+      </w:pPr>
+      <w:rPr>
+        <w:rFonts w:ascii="Wingdings" w:hAnsi="Wingdings" w:hint="default"/>
+        <w:sz w:val="20"/>
+      </w:rPr>
+    </w:lvl>
+    <w:lvl w:ilvl="7" w:tentative="1">
+      <w:start w:val="1"/>
+      <w:numFmt w:val="bullet"/>
+      <w:lvlText w:val=""/>
+      <w:lvlJc w:val="left"/>
+      <w:pPr>
+        <w:tabs>
+          <w:tab w:val="num" w:pos="5760"/>
+        </w:tabs>
+        <w:ind w:left="5760" w:hanging="360"/>
+      </w:pPr>
+      <w:rPr>
+        <w:rFonts w:ascii="Wingdings" w:hAnsi="Wingdings" w:hint="default"/>
+        <w:sz w:val="20"/>
+      </w:rPr>
+    </w:lvl>
+    <w:lvl w:ilvl="8" w:tentative="1">
+      <w:start w:val="1"/>
+      <w:numFmt w:val="bullet"/>
+      <w:lvlText w:val=""/>
+      <w:lvlJc w:val="left"/>
+      <w:pPr>
+        <w:tabs>
+          <w:tab w:val="num" w:pos="6480"/>
+        </w:tabs>
+        <w:ind w:left="6480" w:hanging="360"/>
+      </w:pPr>
+      <w:rPr>
+        <w:rFonts w:ascii="Wingdings" w:hAnsi="Wingdings" w:hint="default"/>
+        <w:sz w:val="20"/>
+      </w:rPr>
+    </w:lvl>
+  </w:abstractNum>
+  <w:abstractNum w:abstractNumId="9" w15:restartNumberingAfterBreak="0">
+    <w:nsid w:val="6345171D"/>
+    <w:multiLevelType w:val="multilevel"/>
+    <w:tmpl w:val="DA9899AA"/>
+    <w:lvl w:ilvl="0">
+      <w:start w:val="1"/>
+      <w:numFmt w:val="bullet"/>
+      <w:lvlText w:val=""/>
+      <w:lvlJc w:val="left"/>
+      <w:pPr>
+        <w:tabs>
+          <w:tab w:val="num" w:pos="720"/>
+        </w:tabs>
+        <w:ind w:left="720" w:hanging="360"/>
+      </w:pPr>
+      <w:rPr>
+        <w:rFonts w:ascii="Symbol" w:hAnsi="Symbol" w:hint="default"/>
+        <w:sz w:val="20"/>
+      </w:rPr>
+    </w:lvl>
+    <w:lvl w:ilvl="1">
+      <w:start w:val="1"/>
+      <w:numFmt w:val="bullet"/>
+      <w:lvlText w:val="o"/>
+      <w:lvlJc w:val="left"/>
+      <w:pPr>
+        <w:tabs>
+          <w:tab w:val="num" w:pos="1440"/>
+        </w:tabs>
+        <w:ind w:left="1440" w:hanging="360"/>
+      </w:pPr>
+      <w:rPr>
+        <w:rFonts w:ascii="Courier New" w:hAnsi="Courier New" w:hint="default"/>
+        <w:sz w:val="20"/>
+      </w:rPr>
+    </w:lvl>
+    <w:lvl w:ilvl="2" w:tentative="1">
+      <w:start w:val="1"/>
+      <w:numFmt w:val="bullet"/>
+      <w:lvlText w:val=""/>
+      <w:lvlJc w:val="left"/>
+      <w:pPr>
+        <w:tabs>
+          <w:tab w:val="num" w:pos="2160"/>
+        </w:tabs>
+        <w:ind w:left="2160" w:hanging="360"/>
+      </w:pPr>
+      <w:rPr>
+        <w:rFonts w:ascii="Wingdings" w:hAnsi="Wingdings" w:hint="default"/>
+        <w:sz w:val="20"/>
+      </w:rPr>
+    </w:lvl>
+    <w:lvl w:ilvl="3" w:tentative="1">
+      <w:start w:val="1"/>
+      <w:numFmt w:val="bullet"/>
+      <w:lvlText w:val=""/>
+      <w:lvlJc w:val="left"/>
+      <w:pPr>
+        <w:tabs>
+          <w:tab w:val="num" w:pos="2880"/>
+        </w:tabs>
+        <w:ind w:left="2880" w:hanging="360"/>
+      </w:pPr>
+      <w:rPr>
+        <w:rFonts w:ascii="Wingdings" w:hAnsi="Wingdings" w:hint="default"/>
+        <w:sz w:val="20"/>
+      </w:rPr>
+    </w:lvl>
+    <w:lvl w:ilvl="4" w:tentative="1">
+      <w:start w:val="1"/>
+      <w:numFmt w:val="bullet"/>
+      <w:lvlText w:val=""/>
+      <w:lvlJc w:val="left"/>
+      <w:pPr>
+        <w:tabs>
+          <w:tab w:val="num" w:pos="3600"/>
+        </w:tabs>
+        <w:ind w:left="3600" w:hanging="360"/>
+      </w:pPr>
+      <w:rPr>
+        <w:rFonts w:ascii="Wingdings" w:hAnsi="Wingdings" w:hint="default"/>
+        <w:sz w:val="20"/>
+      </w:rPr>
+    </w:lvl>
+    <w:lvl w:ilvl="5" w:tentative="1">
+      <w:start w:val="1"/>
+      <w:numFmt w:val="bullet"/>
+      <w:lvlText w:val=""/>
+      <w:lvlJc w:val="left"/>
+      <w:pPr>
+        <w:tabs>
+          <w:tab w:val="num" w:pos="4320"/>
+        </w:tabs>
+        <w:ind w:left="4320" w:hanging="360"/>
+      </w:pPr>
+      <w:rPr>
+        <w:rFonts w:ascii="Wingdings" w:hAnsi="Wingdings" w:hint="default"/>
+        <w:sz w:val="20"/>
+      </w:rPr>
+    </w:lvl>
+    <w:lvl w:ilvl="6" w:tentative="1">
+      <w:start w:val="1"/>
+      <w:numFmt w:val="bullet"/>
+      <w:lvlText w:val=""/>
+      <w:lvlJc w:val="left"/>
+      <w:pPr>
+        <w:tabs>
+          <w:tab w:val="num" w:pos="5040"/>
+        </w:tabs>
+        <w:ind w:left="5040" w:hanging="360"/>
+      </w:pPr>
+      <w:rPr>
+        <w:rFonts w:ascii="Wingdings" w:hAnsi="Wingdings" w:hint="default"/>
+        <w:sz w:val="20"/>
+      </w:rPr>
+    </w:lvl>
+    <w:lvl w:ilvl="7" w:tentative="1">
+      <w:start w:val="1"/>
+      <w:numFmt w:val="bullet"/>
+      <w:lvlText w:val=""/>
+      <w:lvlJc w:val="left"/>
+      <w:pPr>
+        <w:tabs>
+          <w:tab w:val="num" w:pos="5760"/>
+        </w:tabs>
+        <w:ind w:left="5760" w:hanging="360"/>
+      </w:pPr>
+      <w:rPr>
+        <w:rFonts w:ascii="Wingdings" w:hAnsi="Wingdings" w:hint="default"/>
+        <w:sz w:val="20"/>
+      </w:rPr>
+    </w:lvl>
+    <w:lvl w:ilvl="8" w:tentative="1">
+      <w:start w:val="1"/>
+      <w:numFmt w:val="bullet"/>
+      <w:lvlText w:val=""/>
+      <w:lvlJc w:val="left"/>
+      <w:pPr>
+        <w:tabs>
+          <w:tab w:val="num" w:pos="6480"/>
+        </w:tabs>
+        <w:ind w:left="6480" w:hanging="360"/>
+      </w:pPr>
+      <w:rPr>
+        <w:rFonts w:ascii="Wingdings" w:hAnsi="Wingdings" w:hint="default"/>
+        <w:sz w:val="20"/>
+      </w:rPr>
+    </w:lvl>
+  </w:abstractNum>
+  <w:abstractNum w:abstractNumId="10" w15:restartNumberingAfterBreak="0">
+    <w:nsid w:val="68223163"/>
+    <w:multiLevelType w:val="multilevel"/>
+    <w:tmpl w:val="CE7021CC"/>
+    <w:lvl w:ilvl="0">
+      <w:start w:val="1"/>
+      <w:numFmt w:val="bullet"/>
+      <w:lvlText w:val=""/>
+      <w:lvlJc w:val="left"/>
+      <w:pPr>
+        <w:tabs>
+          <w:tab w:val="num" w:pos="720"/>
+        </w:tabs>
+        <w:ind w:left="720" w:hanging="360"/>
+      </w:pPr>
+      <w:rPr>
+        <w:rFonts w:ascii="Symbol" w:hAnsi="Symbol" w:hint="default"/>
+        <w:sz w:val="20"/>
+      </w:rPr>
+    </w:lvl>
+    <w:lvl w:ilvl="1" w:tentative="1">
+      <w:start w:val="1"/>
+      <w:numFmt w:val="bullet"/>
+      <w:lvlText w:val="o"/>
+      <w:lvlJc w:val="left"/>
+      <w:pPr>
+        <w:tabs>
+          <w:tab w:val="num" w:pos="1440"/>
+        </w:tabs>
+        <w:ind w:left="1440" w:hanging="360"/>
+      </w:pPr>
+      <w:rPr>
+        <w:rFonts w:ascii="Courier New" w:hAnsi="Courier New" w:hint="default"/>
+        <w:sz w:val="20"/>
+      </w:rPr>
+    </w:lvl>
+    <w:lvl w:ilvl="2" w:tentative="1">
+      <w:start w:val="1"/>
+      <w:numFmt w:val="bullet"/>
+      <w:lvlText w:val=""/>
+      <w:lvlJc w:val="left"/>
+      <w:pPr>
+        <w:tabs>
+          <w:tab w:val="num" w:pos="2160"/>
+        </w:tabs>
+        <w:ind w:left="2160" w:hanging="360"/>
+      </w:pPr>
+      <w:rPr>
+        <w:rFonts w:ascii="Wingdings" w:hAnsi="Wingdings" w:hint="default"/>
+        <w:sz w:val="20"/>
+      </w:rPr>
+    </w:lvl>
+    <w:lvl w:ilvl="3" w:tentative="1">
+      <w:start w:val="1"/>
+      <w:numFmt w:val="bullet"/>
+      <w:lvlText w:val=""/>
+      <w:lvlJc w:val="left"/>
+      <w:pPr>
+        <w:tabs>
+          <w:tab w:val="num" w:pos="2880"/>
+        </w:tabs>
+        <w:ind w:left="2880" w:hanging="360"/>
+      </w:pPr>
+      <w:rPr>
+        <w:rFonts w:ascii="Wingdings" w:hAnsi="Wingdings" w:hint="default"/>
+        <w:sz w:val="20"/>
+      </w:rPr>
+    </w:lvl>
+    <w:lvl w:ilvl="4" w:tentative="1">
+      <w:start w:val="1"/>
+      <w:numFmt w:val="bullet"/>
+      <w:lvlText w:val=""/>
+      <w:lvlJc w:val="left"/>
+      <w:pPr>
+        <w:tabs>
+          <w:tab w:val="num" w:pos="3600"/>
+        </w:tabs>
+        <w:ind w:left="3600" w:hanging="360"/>
+      </w:pPr>
+      <w:rPr>
+        <w:rFonts w:ascii="Wingdings" w:hAnsi="Wingdings" w:hint="default"/>
+        <w:sz w:val="20"/>
+      </w:rPr>
+    </w:lvl>
+    <w:lvl w:ilvl="5" w:tentative="1">
+      <w:start w:val="1"/>
+      <w:numFmt w:val="bullet"/>
+      <w:lvlText w:val=""/>
+      <w:lvlJc w:val="left"/>
+      <w:pPr>
+        <w:tabs>
+          <w:tab w:val="num" w:pos="4320"/>
+        </w:tabs>
+        <w:ind w:left="4320" w:hanging="360"/>
+      </w:pPr>
+      <w:rPr>
+        <w:rFonts w:ascii="Wingdings" w:hAnsi="Wingdings" w:hint="default"/>
+        <w:sz w:val="20"/>
+      </w:rPr>
+    </w:lvl>
+    <w:lvl w:ilvl="6" w:tentative="1">
+      <w:start w:val="1"/>
+      <w:numFmt w:val="bullet"/>
+      <w:lvlText w:val=""/>
+      <w:lvlJc w:val="left"/>
+      <w:pPr>
+        <w:tabs>
+          <w:tab w:val="num" w:pos="5040"/>
+        </w:tabs>
+        <w:ind w:left="5040" w:hanging="360"/>
+      </w:pPr>
+      <w:rPr>
+        <w:rFonts w:ascii="Wingdings" w:hAnsi="Wingdings" w:hint="default"/>
+        <w:sz w:val="20"/>
+      </w:rPr>
+    </w:lvl>
+    <w:lvl w:ilvl="7" w:tentative="1">
+      <w:start w:val="1"/>
+      <w:numFmt w:val="bullet"/>
+      <w:lvlText w:val=""/>
+      <w:lvlJc w:val="left"/>
+      <w:pPr>
+        <w:tabs>
+          <w:tab w:val="num" w:pos="5760"/>
+        </w:tabs>
+        <w:ind w:left="5760" w:hanging="360"/>
+      </w:pPr>
+      <w:rPr>
+        <w:rFonts w:ascii="Wingdings" w:hAnsi="Wingdings" w:hint="default"/>
+        <w:sz w:val="20"/>
+      </w:rPr>
+    </w:lvl>
+    <w:lvl w:ilvl="8" w:tentative="1">
+      <w:start w:val="1"/>
+      <w:numFmt w:val="bullet"/>
+      <w:lvlText w:val=""/>
+      <w:lvlJc w:val="left"/>
+      <w:pPr>
+        <w:tabs>
+          <w:tab w:val="num" w:pos="6480"/>
+        </w:tabs>
+        <w:ind w:left="6480" w:hanging="360"/>
+      </w:pPr>
+      <w:rPr>
+        <w:rFonts w:ascii="Wingdings" w:hAnsi="Wingdings" w:hint="default"/>
+        <w:sz w:val="20"/>
+      </w:rPr>
+    </w:lvl>
+  </w:abstractNum>
+  <w:abstractNum w:abstractNumId="11" w15:restartNumberingAfterBreak="0">
+    <w:nsid w:val="68862ACC"/>
+    <w:multiLevelType w:val="multilevel"/>
+    <w:tmpl w:val="2A24EE16"/>
+    <w:lvl w:ilvl="0">
+      <w:start w:val="1"/>
+      <w:numFmt w:val="bullet"/>
+      <w:lvlText w:val=""/>
+      <w:lvlJc w:val="left"/>
+      <w:pPr>
+        <w:tabs>
+          <w:tab w:val="num" w:pos="720"/>
+        </w:tabs>
+        <w:ind w:left="720" w:hanging="360"/>
+      </w:pPr>
+      <w:rPr>
+        <w:rFonts w:ascii="Symbol" w:hAnsi="Symbol" w:hint="default"/>
+        <w:sz w:val="20"/>
+      </w:rPr>
+    </w:lvl>
+    <w:lvl w:ilvl="1" w:tentative="1">
+      <w:start w:val="1"/>
+      <w:numFmt w:val="bullet"/>
+      <w:lvlText w:val="o"/>
+      <w:lvlJc w:val="left"/>
+      <w:pPr>
+        <w:tabs>
+          <w:tab w:val="num" w:pos="1440"/>
+        </w:tabs>
+        <w:ind w:left="1440" w:hanging="360"/>
+      </w:pPr>
+      <w:rPr>
+        <w:rFonts w:ascii="Courier New" w:hAnsi="Courier New" w:hint="default"/>
+        <w:sz w:val="20"/>
+      </w:rPr>
+    </w:lvl>
+    <w:lvl w:ilvl="2" w:tentative="1">
+      <w:start w:val="1"/>
+      <w:numFmt w:val="bullet"/>
+      <w:lvlText w:val=""/>
+      <w:lvlJc w:val="left"/>
+      <w:pPr>
+        <w:tabs>
+          <w:tab w:val="num" w:pos="2160"/>
+        </w:tabs>
+        <w:ind w:left="2160" w:hanging="360"/>
+      </w:pPr>
+      <w:rPr>
+        <w:rFonts w:ascii="Wingdings" w:hAnsi="Wingdings" w:hint="default"/>
+        <w:sz w:val="20"/>
+      </w:rPr>
+    </w:lvl>
+    <w:lvl w:ilvl="3" w:tentative="1">
+      <w:start w:val="1"/>
+      <w:numFmt w:val="bullet"/>
+      <w:lvlText w:val=""/>
+      <w:lvlJc w:val="left"/>
+      <w:pPr>
+        <w:tabs>
+          <w:tab w:val="num" w:pos="2880"/>
+        </w:tabs>
+        <w:ind w:left="2880" w:hanging="360"/>
+      </w:pPr>
+      <w:rPr>
+        <w:rFonts w:ascii="Wingdings" w:hAnsi="Wingdings" w:hint="default"/>
+        <w:sz w:val="20"/>
+      </w:rPr>
+    </w:lvl>
+    <w:lvl w:ilvl="4" w:tentative="1">
+      <w:start w:val="1"/>
+      <w:numFmt w:val="bullet"/>
+      <w:lvlText w:val=""/>
+      <w:lvlJc w:val="left"/>
+      <w:pPr>
+        <w:tabs>
+          <w:tab w:val="num" w:pos="3600"/>
+        </w:tabs>
+        <w:ind w:left="3600" w:hanging="360"/>
+      </w:pPr>
+      <w:rPr>
+        <w:rFonts w:ascii="Wingdings" w:hAnsi="Wingdings" w:hint="default"/>
+        <w:sz w:val="20"/>
+      </w:rPr>
+    </w:lvl>
+    <w:lvl w:ilvl="5" w:tentative="1">
+      <w:start w:val="1"/>
+      <w:numFmt w:val="bullet"/>
+      <w:lvlText w:val=""/>
+      <w:lvlJc w:val="left"/>
+      <w:pPr>
+        <w:tabs>
+          <w:tab w:val="num" w:pos="4320"/>
+        </w:tabs>
+        <w:ind w:left="4320" w:hanging="360"/>
+      </w:pPr>
+      <w:rPr>
+        <w:rFonts w:ascii="Wingdings" w:hAnsi="Wingdings" w:hint="default"/>
+        <w:sz w:val="20"/>
+      </w:rPr>
+    </w:lvl>
+    <w:lvl w:ilvl="6" w:tentative="1">
+      <w:start w:val="1"/>
+      <w:numFmt w:val="bullet"/>
+      <w:lvlText w:val=""/>
+      <w:lvlJc w:val="left"/>
+      <w:pPr>
+        <w:tabs>
+          <w:tab w:val="num" w:pos="5040"/>
+        </w:tabs>
+        <w:ind w:left="5040" w:hanging="360"/>
+      </w:pPr>
+      <w:rPr>
+        <w:rFonts w:ascii="Wingdings" w:hAnsi="Wingdings" w:hint="default"/>
+        <w:sz w:val="20"/>
+      </w:rPr>
+    </w:lvl>
+    <w:lvl w:ilvl="7" w:tentative="1">
+      <w:start w:val="1"/>
+      <w:numFmt w:val="bullet"/>
+      <w:lvlText w:val=""/>
+      <w:lvlJc w:val="left"/>
+      <w:pPr>
+        <w:tabs>
+          <w:tab w:val="num" w:pos="5760"/>
+        </w:tabs>
+        <w:ind w:left="5760" w:hanging="360"/>
+      </w:pPr>
+      <w:rPr>
+        <w:rFonts w:ascii="Wingdings" w:hAnsi="Wingdings" w:hint="default"/>
+        <w:sz w:val="20"/>
+      </w:rPr>
+    </w:lvl>
+    <w:lvl w:ilvl="8" w:tentative="1">
+      <w:start w:val="1"/>
+      <w:numFmt w:val="bullet"/>
+      <w:lvlText w:val=""/>
+      <w:lvlJc w:val="left"/>
+      <w:pPr>
+        <w:tabs>
+          <w:tab w:val="num" w:pos="6480"/>
+        </w:tabs>
+        <w:ind w:left="6480" w:hanging="360"/>
+      </w:pPr>
+      <w:rPr>
+        <w:rFonts w:ascii="Wingdings" w:hAnsi="Wingdings" w:hint="default"/>
+        <w:sz w:val="20"/>
+      </w:rPr>
+    </w:lvl>
+  </w:abstractNum>
+  <w:abstractNum w:abstractNumId="12" w15:restartNumberingAfterBreak="0">
+    <w:nsid w:val="797D6FE9"/>
+    <w:multiLevelType w:val="multilevel"/>
+    <w:tmpl w:val="17FCA4A6"/>
+    <w:lvl w:ilvl="0">
+      <w:start w:val="1"/>
+      <w:numFmt w:val="bullet"/>
+      <w:lvlText w:val=""/>
+      <w:lvlJc w:val="left"/>
+      <w:pPr>
+        <w:tabs>
+          <w:tab w:val="num" w:pos="720"/>
+        </w:tabs>
+        <w:ind w:left="720" w:hanging="360"/>
+      </w:pPr>
+      <w:rPr>
+        <w:rFonts w:ascii="Symbol" w:hAnsi="Symbol" w:hint="default"/>
+        <w:sz w:val="20"/>
+      </w:rPr>
+    </w:lvl>
+    <w:lvl w:ilvl="1" w:tentative="1">
+      <w:start w:val="1"/>
+      <w:numFmt w:val="bullet"/>
+      <w:lvlText w:val="o"/>
+      <w:lvlJc w:val="left"/>
+      <w:pPr>
+        <w:tabs>
+          <w:tab w:val="num" w:pos="1440"/>
+        </w:tabs>
+        <w:ind w:left="1440" w:hanging="360"/>
+      </w:pPr>
+      <w:rPr>
+        <w:rFonts w:ascii="Courier New" w:hAnsi="Courier New" w:hint="default"/>
+        <w:sz w:val="20"/>
+      </w:rPr>
+    </w:lvl>
+    <w:lvl w:ilvl="2" w:tentative="1">
+      <w:start w:val="1"/>
+      <w:numFmt w:val="bullet"/>
+      <w:lvlText w:val=""/>
+      <w:lvlJc w:val="left"/>
+      <w:pPr>
+        <w:tabs>
+          <w:tab w:val="num" w:pos="2160"/>
+        </w:tabs>
+        <w:ind w:left="2160" w:hanging="360"/>
+      </w:pPr>
+      <w:rPr>
+        <w:rFonts w:ascii="Wingdings" w:hAnsi="Wingdings" w:hint="default"/>
+        <w:sz w:val="20"/>
+      </w:rPr>
+    </w:lvl>
+    <w:lvl w:ilvl="3" w:tentative="1">
+      <w:start w:val="1"/>
+      <w:numFmt w:val="bullet"/>
+      <w:lvlText w:val=""/>
+      <w:lvlJc w:val="left"/>
+      <w:pPr>
+        <w:tabs>
+          <w:tab w:val="num" w:pos="2880"/>
+        </w:tabs>
+        <w:ind w:left="2880" w:hanging="360"/>
+      </w:pPr>
+      <w:rPr>
+        <w:rFonts w:ascii="Wingdings" w:hAnsi="Wingdings" w:hint="default"/>
+        <w:sz w:val="20"/>
+      </w:rPr>
+    </w:lvl>
+    <w:lvl w:ilvl="4" w:tentative="1">
+      <w:start w:val="1"/>
+      <w:numFmt w:val="bullet"/>
+      <w:lvlText w:val=""/>
+      <w:lvlJc w:val="left"/>
+      <w:pPr>
+        <w:tabs>
+          <w:tab w:val="num" w:pos="3600"/>
+        </w:tabs>
+        <w:ind w:left="3600" w:hanging="360"/>
+      </w:pPr>
+      <w:rPr>
+        <w:rFonts w:ascii="Wingdings" w:hAnsi="Wingdings" w:hint="default"/>
+        <w:sz w:val="20"/>
+      </w:rPr>
+    </w:lvl>
+    <w:lvl w:ilvl="5" w:tentative="1">
+      <w:start w:val="1"/>
+      <w:numFmt w:val="bullet"/>
+      <w:lvlText w:val=""/>
+      <w:lvlJc w:val="left"/>
+      <w:pPr>
+        <w:tabs>
+          <w:tab w:val="num" w:pos="4320"/>
+        </w:tabs>
+        <w:ind w:left="4320" w:hanging="360"/>
+      </w:pPr>
+      <w:rPr>
+        <w:rFonts w:ascii="Wingdings" w:hAnsi="Wingdings" w:hint="default"/>
+        <w:sz w:val="20"/>
+      </w:rPr>
+    </w:lvl>
+    <w:lvl w:ilvl="6" w:tentative="1">
+      <w:start w:val="1"/>
+      <w:numFmt w:val="bullet"/>
+      <w:lvlText w:val=""/>
+      <w:lvlJc w:val="left"/>
+      <w:pPr>
+        <w:tabs>
+          <w:tab w:val="num" w:pos="5040"/>
+        </w:tabs>
+        <w:ind w:left="5040" w:hanging="360"/>
+      </w:pPr>
+      <w:rPr>
+        <w:rFonts w:ascii="Wingdings" w:hAnsi="Wingdings" w:hint="default"/>
+        <w:sz w:val="20"/>
+      </w:rPr>
+    </w:lvl>
+    <w:lvl w:ilvl="7" w:tentative="1">
+      <w:start w:val="1"/>
+      <w:numFmt w:val="bullet"/>
+      <w:lvlText w:val=""/>
+      <w:lvlJc w:val="left"/>
+      <w:pPr>
+        <w:tabs>
+          <w:tab w:val="num" w:pos="5760"/>
+        </w:tabs>
+        <w:ind w:left="5760" w:hanging="360"/>
+      </w:pPr>
+      <w:rPr>
+        <w:rFonts w:ascii="Wingdings" w:hAnsi="Wingdings" w:hint="default"/>
+        <w:sz w:val="20"/>
+      </w:rPr>
+    </w:lvl>
+    <w:lvl w:ilvl="8" w:tentative="1">
+      <w:start w:val="1"/>
+      <w:numFmt w:val="bullet"/>
+      <w:lvlText w:val=""/>
+      <w:lvlJc w:val="left"/>
+      <w:pPr>
+        <w:tabs>
+          <w:tab w:val="num" w:pos="6480"/>
+        </w:tabs>
+        <w:ind w:left="6480" w:hanging="360"/>
+      </w:pPr>
+      <w:rPr>
+        <w:rFonts w:ascii="Wingdings" w:hAnsi="Wingdings" w:hint="default"/>
+        <w:sz w:val="20"/>
+      </w:rPr>
+    </w:lvl>
+  </w:abstractNum>
+  <w:abstractNum w:abstractNumId="13" w15:restartNumberingAfterBreak="0">
+    <w:nsid w:val="7A375D83"/>
+    <w:multiLevelType w:val="multilevel"/>
+    <w:tmpl w:val="682A9502"/>
+    <w:lvl w:ilvl="0">
+      <w:start w:val="1"/>
+      <w:numFmt w:val="bullet"/>
+      <w:lvlText w:val=""/>
+      <w:lvlJc w:val="left"/>
+      <w:pPr>
+        <w:tabs>
+          <w:tab w:val="num" w:pos="720"/>
+        </w:tabs>
+        <w:ind w:left="720" w:hanging="360"/>
+      </w:pPr>
+      <w:rPr>
+        <w:rFonts w:ascii="Symbol" w:hAnsi="Symbol" w:hint="default"/>
+        <w:sz w:val="20"/>
+      </w:rPr>
+    </w:lvl>
+    <w:lvl w:ilvl="1">
+      <w:start w:val="1"/>
+      <w:numFmt w:val="bullet"/>
+      <w:lvlText w:val="o"/>
+      <w:lvlJc w:val="left"/>
+      <w:pPr>
+        <w:tabs>
+          <w:tab w:val="num" w:pos="1440"/>
+        </w:tabs>
+        <w:ind w:left="1440" w:hanging="360"/>
+      </w:pPr>
+      <w:rPr>
+        <w:rFonts w:ascii="Courier New" w:hAnsi="Courier New" w:hint="default"/>
+        <w:sz w:val="20"/>
+      </w:rPr>
+    </w:lvl>
+    <w:lvl w:ilvl="2" w:tentative="1">
+      <w:start w:val="1"/>
+      <w:numFmt w:val="bullet"/>
+      <w:lvlText w:val=""/>
+      <w:lvlJc w:val="left"/>
+      <w:pPr>
+        <w:tabs>
+          <w:tab w:val="num" w:pos="2160"/>
+        </w:tabs>
+        <w:ind w:left="2160" w:hanging="360"/>
+      </w:pPr>
+      <w:rPr>
+        <w:rFonts w:ascii="Wingdings" w:hAnsi="Wingdings" w:hint="default"/>
+        <w:sz w:val="20"/>
+      </w:rPr>
+    </w:lvl>
+    <w:lvl w:ilvl="3" w:tentative="1">
+      <w:start w:val="1"/>
+      <w:numFmt w:val="bullet"/>
+      <w:lvlText w:val=""/>
+      <w:lvlJc w:val="left"/>
+      <w:pPr>
+        <w:tabs>
+          <w:tab w:val="num" w:pos="2880"/>
+        </w:tabs>
+        <w:ind w:left="2880" w:hanging="360"/>
+      </w:pPr>
+      <w:rPr>
+        <w:rFonts w:ascii="Wingdings" w:hAnsi="Wingdings" w:hint="default"/>
+        <w:sz w:val="20"/>
+      </w:rPr>
+    </w:lvl>
+    <w:lvl w:ilvl="4" w:tentative="1">
+      <w:start w:val="1"/>
+      <w:numFmt w:val="bullet"/>
+      <w:lvlText w:val=""/>
+      <w:lvlJc w:val="left"/>
+      <w:pPr>
+        <w:tabs>
+          <w:tab w:val="num" w:pos="3600"/>
+        </w:tabs>
+        <w:ind w:left="3600" w:hanging="360"/>
+      </w:pPr>
+      <w:rPr>
+        <w:rFonts w:ascii="Wingdings" w:hAnsi="Wingdings" w:hint="default"/>
+        <w:sz w:val="20"/>
+      </w:rPr>
+    </w:lvl>
+    <w:lvl w:ilvl="5" w:tentative="1">
+      <w:start w:val="1"/>
+      <w:numFmt w:val="bullet"/>
+      <w:lvlText w:val=""/>
+      <w:lvlJc w:val="left"/>
+      <w:pPr>
+        <w:tabs>
+          <w:tab w:val="num" w:pos="4320"/>
+        </w:tabs>
+        <w:ind w:left="4320" w:hanging="360"/>
+      </w:pPr>
+      <w:rPr>
+        <w:rFonts w:ascii="Wingdings" w:hAnsi="Wingdings" w:hint="default"/>
+        <w:sz w:val="20"/>
+      </w:rPr>
+    </w:lvl>
+    <w:lvl w:ilvl="6" w:tentative="1">
+      <w:start w:val="1"/>
+      <w:numFmt w:val="bullet"/>
+      <w:lvlText w:val=""/>
+      <w:lvlJc w:val="left"/>
+      <w:pPr>
+        <w:tabs>
+          <w:tab w:val="num" w:pos="5040"/>
+        </w:tabs>
+        <w:ind w:left="5040" w:hanging="360"/>
+      </w:pPr>
+      <w:rPr>
+        <w:rFonts w:ascii="Wingdings" w:hAnsi="Wingdings" w:hint="default"/>
+        <w:sz w:val="20"/>
+      </w:rPr>
+    </w:lvl>
+    <w:lvl w:ilvl="7" w:tentative="1">
+      <w:start w:val="1"/>
+      <w:numFmt w:val="bullet"/>
+      <w:lvlText w:val=""/>
+      <w:lvlJc w:val="left"/>
+      <w:pPr>
+        <w:tabs>
+          <w:tab w:val="num" w:pos="5760"/>
+        </w:tabs>
+        <w:ind w:left="5760" w:hanging="360"/>
+      </w:pPr>
+      <w:rPr>
+        <w:rFonts w:ascii="Wingdings" w:hAnsi="Wingdings" w:hint="default"/>
+        <w:sz w:val="20"/>
+      </w:rPr>
+    </w:lvl>
+    <w:lvl w:ilvl="8" w:tentative="1">
+      <w:start w:val="1"/>
+      <w:numFmt w:val="bullet"/>
+      <w:lvlText w:val=""/>
+      <w:lvlJc w:val="left"/>
+      <w:pPr>
+        <w:tabs>
+          <w:tab w:val="num" w:pos="6480"/>
+        </w:tabs>
+        <w:ind w:left="6480" w:hanging="360"/>
+      </w:pPr>
+      <w:rPr>
+        <w:rFonts w:ascii="Wingdings" w:hAnsi="Wingdings" w:hint="default"/>
+        <w:sz w:val="20"/>
+      </w:rPr>
+    </w:lvl>
+  </w:abstractNum>
+  <w:abstractNum w:abstractNumId="14" w15:restartNumberingAfterBreak="0">
+    <w:nsid w:val="7CFC2EB1"/>
+    <w:multiLevelType w:val="multilevel"/>
+    <w:tmpl w:val="1516708C"/>
+    <w:lvl w:ilvl="0">
+      <w:start w:val="1"/>
+      <w:numFmt w:val="bullet"/>
+      <w:lvlText w:val=""/>
+      <w:lvlJc w:val="left"/>
+      <w:pPr>
+        <w:tabs>
+          <w:tab w:val="num" w:pos="720"/>
+        </w:tabs>
+        <w:ind w:left="720" w:hanging="360"/>
+      </w:pPr>
+      <w:rPr>
+        <w:rFonts w:ascii="Symbol" w:hAnsi="Symbol" w:hint="default"/>
+        <w:sz w:val="20"/>
+      </w:rPr>
+    </w:lvl>
+    <w:lvl w:ilvl="1" w:tentative="1">
+      <w:start w:val="1"/>
+      <w:numFmt w:val="bullet"/>
+      <w:lvlText w:val="o"/>
+      <w:lvlJc w:val="left"/>
+      <w:pPr>
+        <w:tabs>
+          <w:tab w:val="num" w:pos="1440"/>
+        </w:tabs>
+        <w:ind w:left="1440" w:hanging="360"/>
+      </w:pPr>
+      <w:rPr>
+        <w:rFonts w:ascii="Courier New" w:hAnsi="Courier New" w:hint="default"/>
+        <w:sz w:val="20"/>
+      </w:rPr>
+    </w:lvl>
+    <w:lvl w:ilvl="2" w:tentative="1">
+      <w:start w:val="1"/>
+      <w:numFmt w:val="bullet"/>
+      <w:lvlText w:val=""/>
+      <w:lvlJc w:val="left"/>
+      <w:pPr>
+        <w:tabs>
+          <w:tab w:val="num" w:pos="2160"/>
+        </w:tabs>
+        <w:ind w:left="2160" w:hanging="360"/>
+      </w:pPr>
+      <w:rPr>
+        <w:rFonts w:ascii="Wingdings" w:hAnsi="Wingdings" w:hint="default"/>
+        <w:sz w:val="20"/>
+      </w:rPr>
+    </w:lvl>
+    <w:lvl w:ilvl="3" w:tentative="1">
+      <w:start w:val="1"/>
+      <w:numFmt w:val="bullet"/>
+      <w:lvlText w:val=""/>
+      <w:lvlJc w:val="left"/>
+      <w:pPr>
+        <w:tabs>
+          <w:tab w:val="num" w:pos="2880"/>
+        </w:tabs>
+        <w:ind w:left="2880" w:hanging="360"/>
+      </w:pPr>
+      <w:rPr>
+        <w:rFonts w:ascii="Wingdings" w:hAnsi="Wingdings" w:hint="default"/>
+        <w:sz w:val="20"/>
+      </w:rPr>
+    </w:lvl>
+    <w:lvl w:ilvl="4" w:tentative="1">
+      <w:start w:val="1"/>
+      <w:numFmt w:val="bullet"/>
+      <w:lvlText w:val=""/>
+      <w:lvlJc w:val="left"/>
+      <w:pPr>
+        <w:tabs>
+          <w:tab w:val="num" w:pos="3600"/>
+        </w:tabs>
+        <w:ind w:left="3600" w:hanging="360"/>
+      </w:pPr>
+      <w:rPr>
+        <w:rFonts w:ascii="Wingdings" w:hAnsi="Wingdings" w:hint="default"/>
+        <w:sz w:val="20"/>
+      </w:rPr>
+    </w:lvl>
+    <w:lvl w:ilvl="5" w:tentative="1">
+      <w:start w:val="1"/>
+      <w:numFmt w:val="bullet"/>
+      <w:lvlText w:val=""/>
+      <w:lvlJc w:val="left"/>
+      <w:pPr>
+        <w:tabs>
+          <w:tab w:val="num" w:pos="4320"/>
+        </w:tabs>
+        <w:ind w:left="4320" w:hanging="360"/>
+      </w:pPr>
+      <w:rPr>
+        <w:rFonts w:ascii="Wingdings" w:hAnsi="Wingdings" w:hint="default"/>
+        <w:sz w:val="20"/>
+      </w:rPr>
+    </w:lvl>
+    <w:lvl w:ilvl="6" w:tentative="1">
+      <w:start w:val="1"/>
+      <w:numFmt w:val="bullet"/>
+      <w:lvlText w:val=""/>
+      <w:lvlJc w:val="left"/>
+      <w:pPr>
+        <w:tabs>
+          <w:tab w:val="num" w:pos="5040"/>
+        </w:tabs>
+        <w:ind w:left="5040" w:hanging="360"/>
+      </w:pPr>
+      <w:rPr>
+        <w:rFonts w:ascii="Wingdings" w:hAnsi="Wingdings" w:hint="default"/>
+        <w:sz w:val="20"/>
+      </w:rPr>
+    </w:lvl>
+    <w:lvl w:ilvl="7" w:tentative="1">
+      <w:start w:val="1"/>
+      <w:numFmt w:val="bullet"/>
+      <w:lvlText w:val=""/>
+      <w:lvlJc w:val="left"/>
+      <w:pPr>
+        <w:tabs>
+          <w:tab w:val="num" w:pos="5760"/>
+        </w:tabs>
+        <w:ind w:left="5760" w:hanging="360"/>
+      </w:pPr>
+      <w:rPr>
+        <w:rFonts w:ascii="Wingdings" w:hAnsi="Wingdings" w:hint="default"/>
+        <w:sz w:val="20"/>
+      </w:rPr>
+    </w:lvl>
+    <w:lvl w:ilvl="8" w:tentative="1">
+      <w:start w:val="1"/>
+      <w:numFmt w:val="bullet"/>
+      <w:lvlText w:val=""/>
+      <w:lvlJc w:val="left"/>
+      <w:pPr>
+        <w:tabs>
+          <w:tab w:val="num" w:pos="6480"/>
+        </w:tabs>
+        <w:ind w:left="6480" w:hanging="360"/>
+      </w:pPr>
+      <w:rPr>
+        <w:rFonts w:ascii="Wingdings" w:hAnsi="Wingdings" w:hint="default"/>
+        <w:sz w:val="20"/>
+      </w:rPr>
+    </w:lvl>
+  </w:abstractNum>
+  <w:abstractNum w:abstractNumId="15" w15:restartNumberingAfterBreak="0">
+    <w:nsid w:val="7F065FBD"/>
+    <w:multiLevelType w:val="multilevel"/>
+    <w:tmpl w:val="55D44064"/>
+    <w:lvl w:ilvl="0">
+      <w:start w:val="1"/>
+      <w:numFmt w:val="bullet"/>
+      <w:lvlText w:val=""/>
+      <w:lvlJc w:val="left"/>
+      <w:pPr>
+        <w:tabs>
+          <w:tab w:val="num" w:pos="720"/>
+        </w:tabs>
+        <w:ind w:left="720" w:hanging="360"/>
+      </w:pPr>
+      <w:rPr>
+        <w:rFonts w:ascii="Symbol" w:hAnsi="Symbol" w:hint="default"/>
+        <w:sz w:val="20"/>
+      </w:rPr>
+    </w:lvl>
+    <w:lvl w:ilvl="1" w:tentative="1">
+      <w:start w:val="1"/>
+      <w:numFmt w:val="bullet"/>
+      <w:lvlText w:val="o"/>
+      <w:lvlJc w:val="left"/>
+      <w:pPr>
+        <w:tabs>
+          <w:tab w:val="num" w:pos="1440"/>
+        </w:tabs>
+        <w:ind w:left="1440" w:hanging="360"/>
+      </w:pPr>
+      <w:rPr>
+        <w:rFonts w:ascii="Courier New" w:hAnsi="Courier New" w:hint="default"/>
+        <w:sz w:val="20"/>
+      </w:rPr>
+    </w:lvl>
+    <w:lvl w:ilvl="2" w:tentative="1">
+      <w:start w:val="1"/>
+      <w:numFmt w:val="bullet"/>
+      <w:lvlText w:val=""/>
+      <w:lvlJc w:val="left"/>
+      <w:pPr>
+        <w:tabs>
+          <w:tab w:val="num" w:pos="2160"/>
+        </w:tabs>
+        <w:ind w:left="2160" w:hanging="360"/>
+      </w:pPr>
+      <w:rPr>
+        <w:rFonts w:ascii="Wingdings" w:hAnsi="Wingdings" w:hint="default"/>
+        <w:sz w:val="20"/>
+      </w:rPr>
+    </w:lvl>
+    <w:lvl w:ilvl="3" w:tentative="1">
+      <w:start w:val="1"/>
+      <w:numFmt w:val="bullet"/>
+      <w:lvlText w:val=""/>
+      <w:lvlJc w:val="left"/>
+      <w:pPr>
+        <w:tabs>
+          <w:tab w:val="num" w:pos="2880"/>
+        </w:tabs>
+        <w:ind w:left="2880" w:hanging="360"/>
+      </w:pPr>
+      <w:rPr>
+        <w:rFonts w:ascii="Wingdings" w:hAnsi="Wingdings" w:hint="default"/>
+        <w:sz w:val="20"/>
+      </w:rPr>
+    </w:lvl>
+    <w:lvl w:ilvl="4" w:tentative="1">
+      <w:start w:val="1"/>
+      <w:numFmt w:val="bullet"/>
+      <w:lvlText w:val=""/>
+      <w:lvlJc w:val="left"/>
+      <w:pPr>
+        <w:tabs>
+          <w:tab w:val="num" w:pos="3600"/>
+        </w:tabs>
+        <w:ind w:left="3600" w:hanging="360"/>
+      </w:pPr>
+      <w:rPr>
+        <w:rFonts w:ascii="Wingdings" w:hAnsi="Wingdings" w:hint="default"/>
+        <w:sz w:val="20"/>
+      </w:rPr>
+    </w:lvl>
+    <w:lvl w:ilvl="5" w:tentative="1">
+      <w:start w:val="1"/>
+      <w:numFmt w:val="bullet"/>
+      <w:lvlText w:val=""/>
+      <w:lvlJc w:val="left"/>
+      <w:pPr>
+        <w:tabs>
+          <w:tab w:val="num" w:pos="4320"/>
+        </w:tabs>
+        <w:ind w:left="4320" w:hanging="360"/>
+      </w:pPr>
+      <w:rPr>
+        <w:rFonts w:ascii="Wingdings" w:hAnsi="Wingdings" w:hint="default"/>
+        <w:sz w:val="20"/>
+      </w:rPr>
+    </w:lvl>
+    <w:lvl w:ilvl="6" w:tentative="1">
+      <w:start w:val="1"/>
+      <w:numFmt w:val="bullet"/>
+      <w:lvlText w:val=""/>
+      <w:lvlJc w:val="left"/>
+      <w:pPr>
+        <w:tabs>
+          <w:tab w:val="num" w:pos="5040"/>
+        </w:tabs>
+        <w:ind w:left="5040" w:hanging="360"/>
+      </w:pPr>
+      <w:rPr>
+        <w:rFonts w:ascii="Wingdings" w:hAnsi="Wingdings" w:hint="default"/>
+        <w:sz w:val="20"/>
+      </w:rPr>
+    </w:lvl>
+    <w:lvl w:ilvl="7" w:tentative="1">
+      <w:start w:val="1"/>
+      <w:numFmt w:val="bullet"/>
+      <w:lvlText w:val=""/>
+      <w:lvlJc w:val="left"/>
+      <w:pPr>
+        <w:tabs>
+          <w:tab w:val="num" w:pos="5760"/>
+        </w:tabs>
+        <w:ind w:left="5760" w:hanging="360"/>
+      </w:pPr>
+      <w:rPr>
+        <w:rFonts w:ascii="Wingdings" w:hAnsi="Wingdings" w:hint="default"/>
+        <w:sz w:val="20"/>
+      </w:rPr>
+    </w:lvl>
+    <w:lvl w:ilvl="8" w:tentative="1">
+      <w:start w:val="1"/>
+      <w:numFmt w:val="bullet"/>
+      <w:lvlText w:val=""/>
+      <w:lvlJc w:val="left"/>
+      <w:pPr>
+        <w:tabs>
+          <w:tab w:val="num" w:pos="6480"/>
+        </w:tabs>
+        <w:ind w:left="6480" w:hanging="360"/>
+      </w:pPr>
+      <w:rPr>
+        <w:rFonts w:ascii="Wingdings" w:hAnsi="Wingdings" w:hint="default"/>
+        <w:sz w:val="20"/>
+      </w:rPr>
+    </w:lvl>
+  </w:abstractNum>
   <w:num w:numId="1" w16cid:durableId="2034377760">
+    <w:abstractNumId w:val="3"/>
+  </w:num>
+  <w:num w:numId="2" w16cid:durableId="315645595">
+    <w:abstractNumId w:val="6"/>
+  </w:num>
+  <w:num w:numId="3" w16cid:durableId="1756827352">
+    <w:abstractNumId w:val="5"/>
+  </w:num>
+  <w:num w:numId="4" w16cid:durableId="1232470216">
+    <w:abstractNumId w:val="4"/>
+  </w:num>
+  <w:num w:numId="5" w16cid:durableId="592864431">
+    <w:abstractNumId w:val="2"/>
+  </w:num>
+  <w:num w:numId="6" w16cid:durableId="1105543380">
+    <w:abstractNumId w:val="9"/>
+  </w:num>
+  <w:num w:numId="7" w16cid:durableId="1085686287">
+    <w:abstractNumId w:val="7"/>
+  </w:num>
+  <w:num w:numId="8" w16cid:durableId="785008480">
+    <w:abstractNumId w:val="11"/>
+  </w:num>
+  <w:num w:numId="9" w16cid:durableId="30424601">
+    <w:abstractNumId w:val="14"/>
+  </w:num>
+  <w:num w:numId="10" w16cid:durableId="226038427">
+    <w:abstractNumId w:val="13"/>
+  </w:num>
+  <w:num w:numId="11" w16cid:durableId="1620722040">
+    <w:abstractNumId w:val="15"/>
+  </w:num>
+  <w:num w:numId="12" w16cid:durableId="80181332">
+    <w:abstractNumId w:val="8"/>
+  </w:num>
+  <w:num w:numId="13" w16cid:durableId="274947607">
+    <w:abstractNumId w:val="12"/>
+  </w:num>
+  <w:num w:numId="14" w16cid:durableId="1787461563">
+    <w:abstractNumId w:val="10"/>
+  </w:num>
+  <w:num w:numId="15" w16cid:durableId="2021931815">
     <w:abstractNumId w:val="0"/>
   </w:num>
-  <w:num w:numId="2" w16cid:durableId="315645595">
-    <w:abstractNumId w:val="3"/>
-  </w:num>
-  <w:num w:numId="3" w16cid:durableId="1756827352">
-    <w:abstractNumId w:val="2"/>
-  </w:num>
-  <w:num w:numId="4" w16cid:durableId="1232470216">
+  <w:num w:numId="16" w16cid:durableId="327635199">
     <w:abstractNumId w:val="1"/>
   </w:num>
 </w:numbering>
